--- a/6 семестр/Проектирование информационных систем/Практическая работа №4/ВраженкоДО.docx
+++ b/6 семестр/Проектирование информационных систем/Практическая работа №4/ВраженкоДО.docx
@@ -18,8 +18,8 @@
       </w:tblPr>
       <w:tblGrid>
         <w:gridCol w:w="111"/>
-        <w:gridCol w:w="9485"/>
-        <w:gridCol w:w="85"/>
+        <w:gridCol w:w="9484"/>
+        <w:gridCol w:w="86"/>
       </w:tblGrid>
       <w:tr>
         <w:trPr>
@@ -28,7 +28,7 @@
         </w:trPr>
         <w:tc>
           <w:tcPr>
-            <w:tcW w:w="9596" w:type="dxa"/>
+            <w:tcW w:w="9595" w:type="dxa"/>
             <w:gridSpan w:val="2"/>
             <w:tcBorders/>
           </w:tcPr>
@@ -446,7 +446,7 @@
         </w:tc>
         <w:tc>
           <w:tcPr>
-            <w:tcW w:w="85" w:type="dxa"/>
+            <w:tcW w:w="86" w:type="dxa"/>
             <w:tcBorders/>
           </w:tcPr>
           <w:p>
@@ -1700,7 +1700,31 @@
         <w:rPr>
           <w:lang w:val="ru-RU"/>
         </w:rPr>
-        <w:t>Контекстная диаграмма А-0 содержит единственный блок «Автоматически оповещать студентов о занятиях». В результате декомпозиции этот блок раскрывается в шесть основных функций, которые соответствуют ключевым процессам Подсистемы.</w:t>
+        <w:t>Контекстная диаграмма А-0 содержит единственный блок «Автоматическ</w:t>
+      </w:r>
+      <w:r>
+        <w:rPr>
+          <w:lang w:val="ru-RU"/>
+        </w:rPr>
+        <w:t>ое</w:t>
+      </w:r>
+      <w:r>
+        <w:rPr>
+          <w:lang w:val="ru-RU"/>
+        </w:rPr>
+        <w:t xml:space="preserve"> оповещ</w:t>
+      </w:r>
+      <w:r>
+        <w:rPr>
+          <w:lang w:val="ru-RU"/>
+        </w:rPr>
+        <w:t>ение</w:t>
+      </w:r>
+      <w:r>
+        <w:rPr>
+          <w:lang w:val="ru-RU"/>
+        </w:rPr>
+        <w:t xml:space="preserve"> студентов о занятиях». В результате декомпозиции этот блок раскрывается в шесть основных функций, которые соответствуют ключевым процессам Подсистемы.</w:t>
       </w:r>
     </w:p>
     <w:p>
@@ -1737,7 +1761,43 @@
         <w:rPr>
           <w:lang w:val="ru-RU"/>
         </w:rPr>
-        <w:t>А1 – Собрать и подготовить данные о расписании</w:t>
+        <w:t>А1 – С</w:t>
+      </w:r>
+      <w:r>
+        <w:rPr>
+          <w:lang w:val="ru-RU"/>
+        </w:rPr>
+        <w:t>бор</w:t>
+      </w:r>
+      <w:r>
+        <w:rPr>
+          <w:lang w:val="ru-RU"/>
+        </w:rPr>
+        <w:t xml:space="preserve"> и подготов</w:t>
+      </w:r>
+      <w:r>
+        <w:rPr>
+          <w:lang w:val="ru-RU"/>
+        </w:rPr>
+        <w:t>ка</w:t>
+      </w:r>
+      <w:r>
+        <w:rPr>
+          <w:lang w:val="ru-RU"/>
+        </w:rPr>
+        <w:t xml:space="preserve"> данны</w:t>
+      </w:r>
+      <w:r>
+        <w:rPr>
+          <w:lang w:val="ru-RU"/>
+        </w:rPr>
+        <w:t>х</w:t>
+      </w:r>
+      <w:r>
+        <w:rPr>
+          <w:lang w:val="ru-RU"/>
+        </w:rPr>
+        <w:t xml:space="preserve"> о расписании</w:t>
       </w:r>
       <w:r>
         <w:rPr>
@@ -1777,7 +1837,27 @@
           <w:szCs w:val="22"/>
           <w:lang w:val="ru-RU" w:eastAsia="en-US" w:bidi="ar-SA"/>
         </w:rPr>
-        <w:t>А2 – Управлять подписками студентов;</w:t>
+        <w:t>А2 – Управл</w:t>
+      </w:r>
+      <w:r>
+        <w:rPr>
+          <w:rFonts w:eastAsia="Calibri" w:cs="" w:cstheme="minorBidi" w:eastAsiaTheme="minorHAnsi"/>
+          <w:color w:val="auto"/>
+          <w:kern w:val="0"/>
+          <w:szCs w:val="22"/>
+          <w:lang w:val="ru-RU" w:eastAsia="en-US" w:bidi="ar-SA"/>
+        </w:rPr>
+        <w:t>ение</w:t>
+      </w:r>
+      <w:r>
+        <w:rPr>
+          <w:rFonts w:eastAsia="Calibri" w:cs="" w:cstheme="minorBidi" w:eastAsiaTheme="minorHAnsi"/>
+          <w:color w:val="auto"/>
+          <w:kern w:val="0"/>
+          <w:szCs w:val="22"/>
+          <w:lang w:val="ru-RU" w:eastAsia="en-US" w:bidi="ar-SA"/>
+        </w:rPr>
+        <w:t xml:space="preserve"> подписками студентов;</w:t>
       </w:r>
     </w:p>
     <w:p>
@@ -1807,85 +1887,305 @@
           <w:szCs w:val="22"/>
           <w:lang w:val="ru-RU" w:eastAsia="en-US" w:bidi="ar-SA"/>
         </w:rPr>
-        <w:t>А3 – Сформировать персонализированные уведомления;</w:t>
-      </w:r>
-    </w:p>
-    <w:p>
-      <w:pPr>
-        <w:pStyle w:val="BodyText"/>
-        <w:widowControl/>
-        <w:numPr>
-          <w:ilvl w:val="0"/>
-          <w:numId w:val="2"/>
-        </w:numPr>
-        <w:suppressAutoHyphens w:val="true"/>
-        <w:bidi w:val="0"/>
-        <w:jc w:val="both"/>
-        <w:rPr>
-          <w:lang w:val="ru-RU"/>
-        </w:rPr>
-      </w:pPr>
-      <w:r>
-        <w:rPr>
-          <w:rFonts w:eastAsia="Calibri" w:cs="" w:cstheme="minorBidi" w:eastAsiaTheme="minorHAnsi"/>
-          <w:color w:val="auto"/>
-          <w:kern w:val="0"/>
-          <w:szCs w:val="22"/>
-          <w:lang w:val="ru-RU" w:eastAsia="en-US" w:bidi="ar-SA"/>
-        </w:rPr>
-        <w:t>А4 – Отправить уведомления через внешние сервисы;</w:t>
-      </w:r>
-    </w:p>
-    <w:p>
-      <w:pPr>
-        <w:pStyle w:val="BodyText"/>
-        <w:widowControl/>
-        <w:numPr>
-          <w:ilvl w:val="0"/>
-          <w:numId w:val="2"/>
-        </w:numPr>
-        <w:suppressAutoHyphens w:val="true"/>
-        <w:bidi w:val="0"/>
-        <w:jc w:val="both"/>
-        <w:rPr>
-          <w:lang w:val="ru-RU"/>
-        </w:rPr>
-      </w:pPr>
-      <w:r>
-        <w:rPr>
-          <w:rFonts w:eastAsia="Calibri" w:cs="" w:cstheme="minorBidi" w:eastAsiaTheme="minorHAnsi"/>
-          <w:color w:val="auto"/>
-          <w:kern w:val="0"/>
-          <w:szCs w:val="22"/>
-          <w:lang w:val="ru-RU" w:eastAsia="en-US" w:bidi="ar-SA"/>
-        </w:rPr>
-        <w:t>А5 – Вести логирование и формировать отчёты;</w:t>
-      </w:r>
-    </w:p>
-    <w:p>
-      <w:pPr>
-        <w:pStyle w:val="BodyText"/>
-        <w:widowControl/>
-        <w:numPr>
-          <w:ilvl w:val="0"/>
-          <w:numId w:val="2"/>
-        </w:numPr>
-        <w:suppressAutoHyphens w:val="true"/>
-        <w:bidi w:val="0"/>
-        <w:jc w:val="both"/>
-        <w:rPr>
-          <w:lang w:val="ru-RU"/>
-        </w:rPr>
-      </w:pPr>
-      <w:r>
-        <w:rPr>
-          <w:rFonts w:eastAsia="Calibri" w:cs="" w:cstheme="minorBidi" w:eastAsiaTheme="minorHAnsi"/>
-          <w:color w:val="auto"/>
-          <w:kern w:val="0"/>
-          <w:szCs w:val="22"/>
-          <w:lang w:val="ru-RU" w:eastAsia="en-US" w:bidi="ar-SA"/>
-        </w:rPr>
-        <w:t>А6 – Администрировать подсистему.</w:t>
+        <w:t xml:space="preserve">А3 – </w:t>
+      </w:r>
+      <w:r>
+        <w:rPr>
+          <w:rFonts w:eastAsia="Calibri" w:cs="" w:cstheme="minorBidi" w:eastAsiaTheme="minorHAnsi"/>
+          <w:color w:val="auto"/>
+          <w:kern w:val="0"/>
+          <w:szCs w:val="22"/>
+          <w:lang w:val="ru-RU" w:eastAsia="en-US" w:bidi="ar-SA"/>
+        </w:rPr>
+        <w:t>Формирование</w:t>
+      </w:r>
+      <w:r>
+        <w:rPr>
+          <w:rFonts w:eastAsia="Calibri" w:cs="" w:cstheme="minorBidi" w:eastAsiaTheme="minorHAnsi"/>
+          <w:color w:val="auto"/>
+          <w:kern w:val="0"/>
+          <w:szCs w:val="22"/>
+          <w:lang w:val="ru-RU" w:eastAsia="en-US" w:bidi="ar-SA"/>
+        </w:rPr>
+        <w:t xml:space="preserve"> персонализированны</w:t>
+      </w:r>
+      <w:r>
+        <w:rPr>
+          <w:rFonts w:eastAsia="Calibri" w:cs="" w:cstheme="minorBidi" w:eastAsiaTheme="minorHAnsi"/>
+          <w:color w:val="auto"/>
+          <w:kern w:val="0"/>
+          <w:szCs w:val="22"/>
+          <w:lang w:val="ru-RU" w:eastAsia="en-US" w:bidi="ar-SA"/>
+        </w:rPr>
+        <w:t>х</w:t>
+      </w:r>
+      <w:r>
+        <w:rPr>
+          <w:rFonts w:eastAsia="Calibri" w:cs="" w:cstheme="minorBidi" w:eastAsiaTheme="minorHAnsi"/>
+          <w:color w:val="auto"/>
+          <w:kern w:val="0"/>
+          <w:szCs w:val="22"/>
+          <w:lang w:val="ru-RU" w:eastAsia="en-US" w:bidi="ar-SA"/>
+        </w:rPr>
+        <w:t xml:space="preserve"> уведомлени</w:t>
+      </w:r>
+      <w:r>
+        <w:rPr>
+          <w:rFonts w:eastAsia="Calibri" w:cs="" w:cstheme="minorBidi" w:eastAsiaTheme="minorHAnsi"/>
+          <w:color w:val="auto"/>
+          <w:kern w:val="0"/>
+          <w:szCs w:val="22"/>
+          <w:lang w:val="ru-RU" w:eastAsia="en-US" w:bidi="ar-SA"/>
+        </w:rPr>
+        <w:t>й</w:t>
+      </w:r>
+      <w:r>
+        <w:rPr>
+          <w:rFonts w:eastAsia="Calibri" w:cs="" w:cstheme="minorBidi" w:eastAsiaTheme="minorHAnsi"/>
+          <w:color w:val="auto"/>
+          <w:kern w:val="0"/>
+          <w:szCs w:val="22"/>
+          <w:lang w:val="ru-RU" w:eastAsia="en-US" w:bidi="ar-SA"/>
+        </w:rPr>
+        <w:t>;</w:t>
+      </w:r>
+    </w:p>
+    <w:p>
+      <w:pPr>
+        <w:pStyle w:val="BodyText"/>
+        <w:widowControl/>
+        <w:numPr>
+          <w:ilvl w:val="0"/>
+          <w:numId w:val="2"/>
+        </w:numPr>
+        <w:suppressAutoHyphens w:val="true"/>
+        <w:bidi w:val="0"/>
+        <w:jc w:val="both"/>
+        <w:rPr>
+          <w:lang w:val="ru-RU"/>
+        </w:rPr>
+      </w:pPr>
+      <w:r>
+        <w:rPr>
+          <w:rFonts w:eastAsia="Calibri" w:cs="" w:cstheme="minorBidi" w:eastAsiaTheme="minorHAnsi"/>
+          <w:color w:val="auto"/>
+          <w:kern w:val="0"/>
+          <w:szCs w:val="22"/>
+          <w:lang w:val="ru-RU" w:eastAsia="en-US" w:bidi="ar-SA"/>
+        </w:rPr>
+        <w:t>А4 – Отправ</w:t>
+      </w:r>
+      <w:r>
+        <w:rPr>
+          <w:rFonts w:eastAsia="Calibri" w:cs="" w:cstheme="minorBidi" w:eastAsiaTheme="minorHAnsi"/>
+          <w:color w:val="auto"/>
+          <w:kern w:val="0"/>
+          <w:szCs w:val="22"/>
+          <w:lang w:val="ru-RU" w:eastAsia="en-US" w:bidi="ar-SA"/>
+        </w:rPr>
+        <w:t>ка</w:t>
+      </w:r>
+      <w:r>
+        <w:rPr>
+          <w:rFonts w:eastAsia="Calibri" w:cs="" w:cstheme="minorBidi" w:eastAsiaTheme="minorHAnsi"/>
+          <w:color w:val="auto"/>
+          <w:kern w:val="0"/>
+          <w:szCs w:val="22"/>
+          <w:lang w:val="ru-RU" w:eastAsia="en-US" w:bidi="ar-SA"/>
+        </w:rPr>
+        <w:t xml:space="preserve"> уведомлени</w:t>
+      </w:r>
+      <w:r>
+        <w:rPr>
+          <w:rFonts w:eastAsia="Calibri" w:cs="" w:cstheme="minorBidi" w:eastAsiaTheme="minorHAnsi"/>
+          <w:color w:val="auto"/>
+          <w:kern w:val="0"/>
+          <w:szCs w:val="22"/>
+          <w:lang w:val="ru-RU" w:eastAsia="en-US" w:bidi="ar-SA"/>
+        </w:rPr>
+        <w:t>й</w:t>
+      </w:r>
+      <w:r>
+        <w:rPr>
+          <w:rFonts w:eastAsia="Calibri" w:cs="" w:cstheme="minorBidi" w:eastAsiaTheme="minorHAnsi"/>
+          <w:color w:val="auto"/>
+          <w:kern w:val="0"/>
+          <w:szCs w:val="22"/>
+          <w:lang w:val="ru-RU" w:eastAsia="en-US" w:bidi="ar-SA"/>
+        </w:rPr>
+        <w:t xml:space="preserve"> через внешние сервисы;</w:t>
+      </w:r>
+    </w:p>
+    <w:p>
+      <w:pPr>
+        <w:pStyle w:val="BodyText"/>
+        <w:widowControl/>
+        <w:numPr>
+          <w:ilvl w:val="0"/>
+          <w:numId w:val="2"/>
+        </w:numPr>
+        <w:suppressAutoHyphens w:val="true"/>
+        <w:bidi w:val="0"/>
+        <w:jc w:val="both"/>
+        <w:rPr>
+          <w:lang w:val="ru-RU"/>
+        </w:rPr>
+      </w:pPr>
+      <w:r>
+        <w:rPr>
+          <w:rFonts w:eastAsia="Calibri" w:cs="" w:cstheme="minorBidi" w:eastAsiaTheme="minorHAnsi"/>
+          <w:color w:val="auto"/>
+          <w:kern w:val="0"/>
+          <w:szCs w:val="22"/>
+          <w:lang w:val="ru-RU" w:eastAsia="en-US" w:bidi="ar-SA"/>
+        </w:rPr>
+        <w:t xml:space="preserve">А5 – </w:t>
+      </w:r>
+      <w:r>
+        <w:rPr>
+          <w:rFonts w:eastAsia="Calibri" w:cs="" w:cstheme="minorBidi" w:eastAsiaTheme="minorHAnsi"/>
+          <w:color w:val="auto"/>
+          <w:kern w:val="0"/>
+          <w:szCs w:val="22"/>
+          <w:lang w:val="ru-RU" w:eastAsia="en-US" w:bidi="ar-SA"/>
+        </w:rPr>
+        <w:t>Ведение</w:t>
+      </w:r>
+      <w:r>
+        <w:rPr>
+          <w:rFonts w:eastAsia="Calibri" w:cs="" w:cstheme="minorBidi" w:eastAsiaTheme="minorHAnsi"/>
+          <w:color w:val="auto"/>
+          <w:kern w:val="0"/>
+          <w:szCs w:val="22"/>
+          <w:lang w:val="ru-RU" w:eastAsia="en-US" w:bidi="ar-SA"/>
+        </w:rPr>
+        <w:t xml:space="preserve"> логировани</w:t>
+      </w:r>
+      <w:r>
+        <w:rPr>
+          <w:rFonts w:eastAsia="Calibri" w:cs="" w:cstheme="minorBidi" w:eastAsiaTheme="minorHAnsi"/>
+          <w:color w:val="auto"/>
+          <w:kern w:val="0"/>
+          <w:szCs w:val="22"/>
+          <w:lang w:val="ru-RU" w:eastAsia="en-US" w:bidi="ar-SA"/>
+        </w:rPr>
+        <w:t>я</w:t>
+      </w:r>
+      <w:r>
+        <w:rPr>
+          <w:rFonts w:eastAsia="Calibri" w:cs="" w:cstheme="minorBidi" w:eastAsiaTheme="minorHAnsi"/>
+          <w:color w:val="auto"/>
+          <w:kern w:val="0"/>
+          <w:szCs w:val="22"/>
+          <w:lang w:val="ru-RU" w:eastAsia="en-US" w:bidi="ar-SA"/>
+        </w:rPr>
+        <w:t xml:space="preserve"> и формирова</w:t>
+      </w:r>
+      <w:r>
+        <w:rPr>
+          <w:rFonts w:eastAsia="Calibri" w:cs="" w:cstheme="minorBidi" w:eastAsiaTheme="minorHAnsi"/>
+          <w:color w:val="auto"/>
+          <w:kern w:val="0"/>
+          <w:szCs w:val="22"/>
+          <w:lang w:val="ru-RU" w:eastAsia="en-US" w:bidi="ar-SA"/>
+        </w:rPr>
+        <w:t>ние</w:t>
+      </w:r>
+      <w:r>
+        <w:rPr>
+          <w:rFonts w:eastAsia="Calibri" w:cs="" w:cstheme="minorBidi" w:eastAsiaTheme="minorHAnsi"/>
+          <w:color w:val="auto"/>
+          <w:kern w:val="0"/>
+          <w:szCs w:val="22"/>
+          <w:lang w:val="ru-RU" w:eastAsia="en-US" w:bidi="ar-SA"/>
+        </w:rPr>
+        <w:t xml:space="preserve"> отчёт</w:t>
+      </w:r>
+      <w:r>
+        <w:rPr>
+          <w:rFonts w:eastAsia="Calibri" w:cs="" w:cstheme="minorBidi" w:eastAsiaTheme="minorHAnsi"/>
+          <w:color w:val="auto"/>
+          <w:kern w:val="0"/>
+          <w:szCs w:val="22"/>
+          <w:lang w:val="ru-RU" w:eastAsia="en-US" w:bidi="ar-SA"/>
+        </w:rPr>
+        <w:t>ов</w:t>
+      </w:r>
+      <w:r>
+        <w:rPr>
+          <w:rFonts w:eastAsia="Calibri" w:cs="" w:cstheme="minorBidi" w:eastAsiaTheme="minorHAnsi"/>
+          <w:color w:val="auto"/>
+          <w:kern w:val="0"/>
+          <w:szCs w:val="22"/>
+          <w:lang w:val="ru-RU" w:eastAsia="en-US" w:bidi="ar-SA"/>
+        </w:rPr>
+        <w:t>;</w:t>
+      </w:r>
+    </w:p>
+    <w:p>
+      <w:pPr>
+        <w:pStyle w:val="BodyText"/>
+        <w:widowControl/>
+        <w:numPr>
+          <w:ilvl w:val="0"/>
+          <w:numId w:val="2"/>
+        </w:numPr>
+        <w:suppressAutoHyphens w:val="true"/>
+        <w:bidi w:val="0"/>
+        <w:jc w:val="both"/>
+        <w:rPr>
+          <w:lang w:val="ru-RU"/>
+        </w:rPr>
+      </w:pPr>
+      <w:r>
+        <w:rPr>
+          <w:rFonts w:eastAsia="Calibri" w:cs="" w:cstheme="minorBidi" w:eastAsiaTheme="minorHAnsi"/>
+          <w:color w:val="auto"/>
+          <w:kern w:val="0"/>
+          <w:szCs w:val="22"/>
+          <w:lang w:val="ru-RU" w:eastAsia="en-US" w:bidi="ar-SA"/>
+        </w:rPr>
+        <w:t>А6 – Администрирова</w:t>
+      </w:r>
+      <w:r>
+        <w:rPr>
+          <w:rFonts w:eastAsia="Calibri" w:cs="" w:cstheme="minorBidi" w:eastAsiaTheme="minorHAnsi"/>
+          <w:color w:val="auto"/>
+          <w:kern w:val="0"/>
+          <w:szCs w:val="22"/>
+          <w:lang w:val="ru-RU" w:eastAsia="en-US" w:bidi="ar-SA"/>
+        </w:rPr>
+        <w:t>ние</w:t>
+      </w:r>
+      <w:r>
+        <w:rPr>
+          <w:rFonts w:eastAsia="Calibri" w:cs="" w:cstheme="minorBidi" w:eastAsiaTheme="minorHAnsi"/>
+          <w:color w:val="auto"/>
+          <w:kern w:val="0"/>
+          <w:szCs w:val="22"/>
+          <w:lang w:val="ru-RU" w:eastAsia="en-US" w:bidi="ar-SA"/>
+        </w:rPr>
+        <w:t xml:space="preserve"> подсистем</w:t>
+      </w:r>
+      <w:r>
+        <w:rPr>
+          <w:rFonts w:eastAsia="Calibri" w:cs="" w:cstheme="minorBidi" w:eastAsiaTheme="minorHAnsi"/>
+          <w:color w:val="auto"/>
+          <w:kern w:val="0"/>
+          <w:szCs w:val="22"/>
+          <w:lang w:val="ru-RU" w:eastAsia="en-US" w:bidi="ar-SA"/>
+        </w:rPr>
+        <w:t>ы</w:t>
+      </w:r>
+      <w:r>
+        <w:rPr>
+          <w:rFonts w:eastAsia="Calibri" w:cs="" w:cstheme="minorBidi" w:eastAsiaTheme="minorHAnsi"/>
+          <w:color w:val="auto"/>
+          <w:kern w:val="0"/>
+          <w:szCs w:val="22"/>
+          <w:lang w:val="ru-RU" w:eastAsia="en-US" w:bidi="ar-SA"/>
+        </w:rPr>
+        <w:t>.</w:t>
       </w:r>
     </w:p>
     <w:p>
@@ -1911,33 +2211,45 @@
       </w:pPr>
       <w:r>
         <w:rPr/>
-        <w:t>А1: Собрать и подготовить данные о расписании</w:t>
-      </w:r>
-    </w:p>
-    <w:p>
-      <w:pPr>
-        <w:pStyle w:val="BodyText"/>
-        <w:rPr>
-          <w:lang w:val="ru-RU"/>
-        </w:rPr>
-      </w:pPr>
-      <w:r>
-        <w:rPr>
-          <w:lang w:val="ru-RU"/>
-        </w:rPr>
-        <w:t xml:space="preserve">Краткое описание: </w:t>
-      </w:r>
-      <w:r>
-        <w:rPr>
-          <w:lang w:val="ru-RU"/>
-        </w:rPr>
-        <w:t>е</w:t>
-      </w:r>
-      <w:r>
-        <w:rPr>
-          <w:lang w:val="ru-RU"/>
-        </w:rPr>
-        <w:t>жедневный запрос расписания из ИС УДС, структурирование данных по группам, дисциплинам, времени, аудиториям, преподавателям.</w:t>
+        <w:t>А1: С</w:t>
+      </w:r>
+      <w:r>
+        <w:rPr/>
+        <w:t>бор</w:t>
+      </w:r>
+      <w:r>
+        <w:rPr/>
+        <w:t xml:space="preserve"> и подготов</w:t>
+      </w:r>
+      <w:r>
+        <w:rPr/>
+        <w:t>ка</w:t>
+      </w:r>
+      <w:r>
+        <w:rPr/>
+        <w:t xml:space="preserve"> данны</w:t>
+      </w:r>
+      <w:r>
+        <w:rPr/>
+        <w:t>х</w:t>
+      </w:r>
+      <w:r>
+        <w:rPr/>
+        <w:t xml:space="preserve"> о расписании</w:t>
+      </w:r>
+    </w:p>
+    <w:p>
+      <w:pPr>
+        <w:pStyle w:val="BodyText"/>
+        <w:rPr>
+          <w:lang w:val="ru-RU"/>
+        </w:rPr>
+      </w:pPr>
+      <w:r>
+        <w:rPr>
+          <w:lang w:val="ru-RU"/>
+        </w:rPr>
+        <w:t>Краткое описание: ежедневный запрос расписания из ИС УДС, структурирование данных по группам, дисциплинам, времени, аудиториям, преподавателям.</w:t>
       </w:r>
     </w:p>
     <w:p>
@@ -2005,13 +2317,7 @@
         <w:rPr>
           <w:lang w:val="ru-RU"/>
         </w:rPr>
-        <w:t>Структурированные данные о занятиях</w:t>
-      </w:r>
-      <w:r>
-        <w:rPr>
-          <w:lang w:val="ru-RU"/>
-        </w:rPr>
-        <w:t>.</w:t>
+        <w:t>Структурированные данные о занятиях.</w:t>
       </w:r>
     </w:p>
     <w:p>
@@ -2049,17 +2355,7 @@
           <w:szCs w:val="22"/>
           <w:lang w:val="ru-RU" w:eastAsia="en-US" w:bidi="ar-SA"/>
         </w:rPr>
-        <w:t>Настройки администрирования</w:t>
-      </w:r>
-      <w:r>
-        <w:rPr>
-          <w:rFonts w:eastAsia="Calibri" w:cs="" w:cstheme="minorBidi" w:eastAsiaTheme="minorHAnsi"/>
-          <w:color w:val="auto"/>
-          <w:kern w:val="0"/>
-          <w:szCs w:val="22"/>
-          <w:lang w:val="ru-RU" w:eastAsia="en-US" w:bidi="ar-SA"/>
-        </w:rPr>
-        <w:t>;</w:t>
+        <w:t>Настройки администрирования;</w:t>
       </w:r>
     </w:p>
     <w:p>
@@ -2089,19 +2385,7 @@
         <w:rPr>
           <w:lang w:val="ru-RU"/>
         </w:rPr>
-        <w:t xml:space="preserve">тмы планирования </w:t>
-      </w:r>
-      <w:r>
-        <w:rPr>
-          <w:lang w:val="ru-RU"/>
-        </w:rPr>
-        <w:t>и интеграции</w:t>
-      </w:r>
-      <w:r>
-        <w:rPr>
-          <w:lang w:val="ru-RU"/>
-        </w:rPr>
-        <w:t>.</w:t>
+        <w:t>тмы планирования и интеграции.</w:t>
       </w:r>
     </w:p>
     <w:p>
@@ -2139,43 +2423,27 @@
           <w:szCs w:val="22"/>
           <w:lang w:val="ru-RU" w:eastAsia="en-US" w:bidi="ar-SA"/>
         </w:rPr>
-        <w:t>Модуль сбора и анализа расписания</w:t>
-      </w:r>
-      <w:r>
-        <w:rPr>
-          <w:rFonts w:eastAsia="Calibri" w:cs="" w:cstheme="minorBidi" w:eastAsiaTheme="minorHAnsi"/>
-          <w:color w:val="auto"/>
-          <w:kern w:val="0"/>
-          <w:szCs w:val="22"/>
-          <w:lang w:val="ru-RU" w:eastAsia="en-US" w:bidi="ar-SA"/>
-        </w:rPr>
-        <w:t>;</w:t>
-      </w:r>
-    </w:p>
-    <w:p>
-      <w:pPr>
-        <w:pStyle w:val="BodyText"/>
-        <w:widowControl/>
-        <w:numPr>
-          <w:ilvl w:val="0"/>
-          <w:numId w:val="2"/>
-        </w:numPr>
-        <w:suppressAutoHyphens w:val="true"/>
-        <w:bidi w:val="0"/>
-        <w:jc w:val="both"/>
-        <w:rPr/>
-      </w:pPr>
-      <w:r>
-        <w:rPr>
-          <w:lang w:val="ru-RU"/>
-        </w:rPr>
-        <w:t>Модуль доступа к данным</w:t>
-      </w:r>
-      <w:r>
-        <w:rPr>
-          <w:lang w:val="ru-RU"/>
-        </w:rPr>
-        <w:t>.</w:t>
+        <w:t>Модуль сбора и анализа расписания;</w:t>
+      </w:r>
+    </w:p>
+    <w:p>
+      <w:pPr>
+        <w:pStyle w:val="BodyText"/>
+        <w:widowControl/>
+        <w:numPr>
+          <w:ilvl w:val="0"/>
+          <w:numId w:val="2"/>
+        </w:numPr>
+        <w:suppressAutoHyphens w:val="true"/>
+        <w:bidi w:val="0"/>
+        <w:jc w:val="both"/>
+        <w:rPr/>
+      </w:pPr>
+      <w:r>
+        <w:rPr>
+          <w:lang w:val="ru-RU"/>
+        </w:rPr>
+        <w:t>Модуль доступа к данным.</w:t>
       </w:r>
     </w:p>
     <w:p>
@@ -2186,25 +2454,25 @@
       </w:pPr>
       <w:r>
         <w:rPr/>
-        <w:t>А2: Управлять подписками студентов</w:t>
-      </w:r>
-    </w:p>
-    <w:p>
-      <w:pPr>
-        <w:pStyle w:val="BodyText"/>
-        <w:rPr/>
-      </w:pPr>
-      <w:r>
-        <w:rPr/>
-        <w:t xml:space="preserve">Краткое описание: </w:t>
-      </w:r>
-      <w:r>
-        <w:rPr/>
-        <w:t>о</w:t>
-      </w:r>
-      <w:r>
-        <w:rPr/>
-        <w:t>беспечение интерфейса для включения/отключения напоминаний, выбора каналов и времени упреждения; хранение настроек в базе данных.</w:t>
+        <w:t>А2: Управл</w:t>
+      </w:r>
+      <w:r>
+        <w:rPr/>
+        <w:t>ение</w:t>
+      </w:r>
+      <w:r>
+        <w:rPr/>
+        <w:t xml:space="preserve"> подписками студентов</w:t>
+      </w:r>
+    </w:p>
+    <w:p>
+      <w:pPr>
+        <w:pStyle w:val="BodyText"/>
+        <w:rPr/>
+      </w:pPr>
+      <w:r>
+        <w:rPr/>
+        <w:t>Краткое описание: обеспечение интерфейса для включения/отключения напоминаний, выбора каналов и времени упреждения; хранение настроек в базе данных.</w:t>
       </w:r>
     </w:p>
     <w:p>
@@ -2232,7 +2500,69 @@
       </w:pPr>
       <w:r>
         <w:rPr/>
-        <w:t>Данные о пользователях и подписках</w:t>
+        <w:t>Данные о пользователях и подписках.</w:t>
+      </w:r>
+    </w:p>
+    <w:p>
+      <w:pPr>
+        <w:pStyle w:val="BodyText"/>
+        <w:rPr/>
+      </w:pPr>
+      <w:r>
+        <w:rPr/>
+        <w:t>Выход:</w:t>
+      </w:r>
+    </w:p>
+    <w:p>
+      <w:pPr>
+        <w:pStyle w:val="BodyText"/>
+        <w:widowControl/>
+        <w:numPr>
+          <w:ilvl w:val="0"/>
+          <w:numId w:val="2"/>
+        </w:numPr>
+        <w:suppressAutoHyphens w:val="true"/>
+        <w:bidi w:val="0"/>
+        <w:jc w:val="both"/>
+        <w:rPr/>
+      </w:pPr>
+      <w:r>
+        <w:rPr/>
+        <w:t>Актуальные настройки подписок.</w:t>
+      </w:r>
+    </w:p>
+    <w:p>
+      <w:pPr>
+        <w:pStyle w:val="BodyText"/>
+        <w:rPr/>
+      </w:pPr>
+      <w:r>
+        <w:rPr/>
+        <w:t>Управление:</w:t>
+      </w:r>
+    </w:p>
+    <w:p>
+      <w:pPr>
+        <w:pStyle w:val="BodyText"/>
+        <w:widowControl/>
+        <w:numPr>
+          <w:ilvl w:val="0"/>
+          <w:numId w:val="2"/>
+        </w:numPr>
+        <w:suppressAutoHyphens w:val="true"/>
+        <w:bidi w:val="0"/>
+        <w:jc w:val="both"/>
+        <w:rPr/>
+      </w:pPr>
+      <w:r>
+        <w:rPr>
+          <w:rFonts w:eastAsia="Calibri" w:cs="" w:cstheme="minorBidi" w:eastAsiaTheme="minorHAnsi"/>
+          <w:color w:val="auto"/>
+          <w:kern w:val="0"/>
+          <w:szCs w:val="22"/>
+          <w:lang w:val="ru-RU" w:eastAsia="en-US" w:bidi="ar-SA"/>
+        </w:rPr>
+        <w:t>Политика конфиденциальности (152-ФЗ)</w:t>
       </w:r>
       <w:r>
         <w:rPr/>
@@ -2246,76 +2576,6 @@
       </w:pPr>
       <w:r>
         <w:rPr/>
-        <w:t>Выход:</w:t>
-      </w:r>
-    </w:p>
-    <w:p>
-      <w:pPr>
-        <w:pStyle w:val="BodyText"/>
-        <w:widowControl/>
-        <w:numPr>
-          <w:ilvl w:val="0"/>
-          <w:numId w:val="2"/>
-        </w:numPr>
-        <w:suppressAutoHyphens w:val="true"/>
-        <w:bidi w:val="0"/>
-        <w:jc w:val="both"/>
-        <w:rPr/>
-      </w:pPr>
-      <w:r>
-        <w:rPr/>
-        <w:t>Актуальные настройки подписок</w:t>
-      </w:r>
-      <w:r>
-        <w:rPr/>
-        <w:t>.</w:t>
-      </w:r>
-    </w:p>
-    <w:p>
-      <w:pPr>
-        <w:pStyle w:val="BodyText"/>
-        <w:rPr/>
-      </w:pPr>
-      <w:r>
-        <w:rPr/>
-        <w:t>Управление:</w:t>
-      </w:r>
-    </w:p>
-    <w:p>
-      <w:pPr>
-        <w:pStyle w:val="BodyText"/>
-        <w:widowControl/>
-        <w:numPr>
-          <w:ilvl w:val="0"/>
-          <w:numId w:val="2"/>
-        </w:numPr>
-        <w:suppressAutoHyphens w:val="true"/>
-        <w:bidi w:val="0"/>
-        <w:jc w:val="both"/>
-        <w:rPr/>
-      </w:pPr>
-      <w:r>
-        <w:rPr>
-          <w:rFonts w:eastAsia="Calibri" w:cs="" w:cstheme="minorBidi" w:eastAsiaTheme="minorHAnsi"/>
-          <w:color w:val="auto"/>
-          <w:kern w:val="0"/>
-          <w:szCs w:val="22"/>
-          <w:lang w:val="ru-RU" w:eastAsia="en-US" w:bidi="ar-SA"/>
-        </w:rPr>
-        <w:t>Политика конфиденциальности (152-ФЗ)</w:t>
-      </w:r>
-      <w:r>
-        <w:rPr/>
-        <w:t>.</w:t>
-      </w:r>
-    </w:p>
-    <w:p>
-      <w:pPr>
-        <w:pStyle w:val="BodyText"/>
-        <w:rPr/>
-      </w:pPr>
-      <w:r>
-        <w:rPr/>
         <w:t>Механизмы:</w:t>
       </w:r>
     </w:p>
@@ -2340,39 +2600,25 @@
           <w:szCs w:val="22"/>
           <w:lang w:val="ru-RU" w:eastAsia="en-US" w:bidi="ar-SA"/>
         </w:rPr>
-        <w:t>Модуль управления подписками</w:t>
-      </w:r>
-      <w:r>
-        <w:rPr>
-          <w:rFonts w:eastAsia="Calibri" w:cs="" w:cstheme="minorBidi" w:eastAsiaTheme="minorHAnsi"/>
-          <w:color w:val="auto"/>
-          <w:kern w:val="0"/>
-          <w:szCs w:val="22"/>
-          <w:lang w:val="ru-RU" w:eastAsia="en-US" w:bidi="ar-SA"/>
-        </w:rPr>
-        <w:t>;</w:t>
-      </w:r>
-    </w:p>
-    <w:p>
-      <w:pPr>
-        <w:pStyle w:val="BodyText"/>
-        <w:widowControl/>
-        <w:numPr>
-          <w:ilvl w:val="0"/>
-          <w:numId w:val="2"/>
-        </w:numPr>
-        <w:suppressAutoHyphens w:val="true"/>
-        <w:bidi w:val="0"/>
-        <w:jc w:val="both"/>
-        <w:rPr/>
-      </w:pPr>
-      <w:r>
-        <w:rPr/>
-        <w:t>Модуль доступа к данным</w:t>
-      </w:r>
-      <w:r>
-        <w:rPr/>
-        <w:t>.</w:t>
+        <w:t>Модуль управления подписками;</w:t>
+      </w:r>
+    </w:p>
+    <w:p>
+      <w:pPr>
+        <w:pStyle w:val="BodyText"/>
+        <w:widowControl/>
+        <w:numPr>
+          <w:ilvl w:val="0"/>
+          <w:numId w:val="2"/>
+        </w:numPr>
+        <w:suppressAutoHyphens w:val="true"/>
+        <w:bidi w:val="0"/>
+        <w:jc w:val="both"/>
+        <w:rPr/>
+      </w:pPr>
+      <w:r>
+        <w:rPr/>
+        <w:t>Модуль доступа к данным.</w:t>
       </w:r>
     </w:p>
     <w:p>
@@ -2383,29 +2629,41 @@
       </w:pPr>
       <w:r>
         <w:rPr/>
-        <w:t>А3: Сформировать персонализированные уведомления</w:t>
-      </w:r>
-    </w:p>
-    <w:p>
-      <w:pPr>
-        <w:pStyle w:val="BodyText"/>
-        <w:widowControl/>
-        <w:suppressAutoHyphens w:val="true"/>
-        <w:bidi w:val="0"/>
-        <w:jc w:val="both"/>
-        <w:rPr/>
-      </w:pPr>
-      <w:r>
-        <w:rPr/>
-        <w:t xml:space="preserve">Краткое описание: </w:t>
-      </w:r>
-      <w:r>
-        <w:rPr/>
-        <w:t>с</w:t>
-      </w:r>
-      <w:r>
-        <w:rPr/>
-        <w:t>опоставление расписания с подписками, учёт индивидуального времени упреждения, формирование текстов уведомлений.</w:t>
+        <w:t xml:space="preserve">А3: </w:t>
+      </w:r>
+      <w:r>
+        <w:rPr/>
+        <w:t>Формирование</w:t>
+      </w:r>
+      <w:r>
+        <w:rPr/>
+        <w:t xml:space="preserve"> персонализированны</w:t>
+      </w:r>
+      <w:r>
+        <w:rPr/>
+        <w:t>х</w:t>
+      </w:r>
+      <w:r>
+        <w:rPr/>
+        <w:t xml:space="preserve"> уведомлени</w:t>
+      </w:r>
+      <w:r>
+        <w:rPr/>
+        <w:t>й</w:t>
+      </w:r>
+    </w:p>
+    <w:p>
+      <w:pPr>
+        <w:pStyle w:val="BodyText"/>
+        <w:widowControl/>
+        <w:suppressAutoHyphens w:val="true"/>
+        <w:bidi w:val="0"/>
+        <w:jc w:val="both"/>
+        <w:rPr/>
+      </w:pPr>
+      <w:r>
+        <w:rPr/>
+        <w:t>Краткое описание: сопоставление расписания с подписками, учёт индивидуального времени упреждения, формирование текстов уведомлений.</w:t>
       </w:r>
     </w:p>
     <w:p>
@@ -2443,39 +2701,25 @@
           <w:szCs w:val="22"/>
           <w:lang w:val="ru-RU" w:eastAsia="en-US" w:bidi="ar-SA"/>
         </w:rPr>
-        <w:t>Структурированные данные о занятиях</w:t>
-      </w:r>
-      <w:r>
-        <w:rPr>
-          <w:rFonts w:eastAsia="Calibri" w:cs="" w:cstheme="minorBidi" w:eastAsiaTheme="minorHAnsi"/>
-          <w:color w:val="auto"/>
-          <w:kern w:val="0"/>
-          <w:szCs w:val="22"/>
-          <w:lang w:val="ru-RU" w:eastAsia="en-US" w:bidi="ar-SA"/>
-        </w:rPr>
-        <w:t>;</w:t>
-      </w:r>
-    </w:p>
-    <w:p>
-      <w:pPr>
-        <w:pStyle w:val="BodyText"/>
-        <w:widowControl/>
-        <w:numPr>
-          <w:ilvl w:val="0"/>
-          <w:numId w:val="2"/>
-        </w:numPr>
-        <w:suppressAutoHyphens w:val="true"/>
-        <w:bidi w:val="0"/>
-        <w:jc w:val="both"/>
-        <w:rPr/>
-      </w:pPr>
-      <w:r>
-        <w:rPr/>
-        <w:t>Актуальные настройки подписок</w:t>
-      </w:r>
-      <w:r>
-        <w:rPr/>
-        <w:t>.</w:t>
+        <w:t>Структурированные данные о занятиях;</w:t>
+      </w:r>
+    </w:p>
+    <w:p>
+      <w:pPr>
+        <w:pStyle w:val="BodyText"/>
+        <w:widowControl/>
+        <w:numPr>
+          <w:ilvl w:val="0"/>
+          <w:numId w:val="2"/>
+        </w:numPr>
+        <w:suppressAutoHyphens w:val="true"/>
+        <w:bidi w:val="0"/>
+        <w:jc w:val="both"/>
+        <w:rPr/>
+      </w:pPr>
+      <w:r>
+        <w:rPr/>
+        <w:t>Актуальные настройки подписок.</w:t>
       </w:r>
     </w:p>
     <w:p>
@@ -2552,17 +2796,7 @@
           <w:szCs w:val="22"/>
           <w:lang w:val="ru-RU" w:eastAsia="en-US" w:bidi="ar-SA"/>
         </w:rPr>
-        <w:t>Настройки администрирования</w:t>
-      </w:r>
-      <w:r>
-        <w:rPr>
-          <w:rFonts w:eastAsia="Calibri" w:cs="" w:cstheme="minorBidi" w:eastAsiaTheme="minorHAnsi"/>
-          <w:color w:val="auto"/>
-          <w:kern w:val="0"/>
-          <w:szCs w:val="22"/>
-          <w:lang w:val="ru-RU" w:eastAsia="en-US" w:bidi="ar-SA"/>
-        </w:rPr>
-        <w:t>;</w:t>
+        <w:t>Настройки администрирования;</w:t>
       </w:r>
     </w:p>
     <w:p>
@@ -2598,11 +2832,7 @@
       </w:pPr>
       <w:r>
         <w:rPr/>
-        <w:t>Политика конфиденциальности (152-ФЗ)</w:t>
-      </w:r>
-      <w:r>
-        <w:rPr/>
-        <w:t>.</w:t>
+        <w:t>Политика конфиденциальности (152-ФЗ).</w:t>
       </w:r>
     </w:p>
     <w:p>
@@ -2640,17 +2870,7 @@
           <w:szCs w:val="22"/>
           <w:lang w:val="ru-RU" w:eastAsia="en-US" w:bidi="ar-SA"/>
         </w:rPr>
-        <w:t>Модуль отправки уведомлений</w:t>
-      </w:r>
-      <w:r>
-        <w:rPr>
-          <w:rFonts w:eastAsia="Calibri" w:cs="" w:cstheme="minorBidi" w:eastAsiaTheme="minorHAnsi"/>
-          <w:color w:val="auto"/>
-          <w:kern w:val="0"/>
-          <w:szCs w:val="22"/>
-          <w:lang w:val="ru-RU" w:eastAsia="en-US" w:bidi="ar-SA"/>
-        </w:rPr>
-        <w:t>;</w:t>
+        <w:t>Модуль отправки уведомлений;</w:t>
       </w:r>
     </w:p>
     <w:p>
@@ -2686,11 +2906,7 @@
       </w:pPr>
       <w:r>
         <w:rPr/>
-        <w:t>Модуль доступа к данным</w:t>
-      </w:r>
-      <w:r>
-        <w:rPr/>
-        <w:t>.</w:t>
+        <w:t>Модуль доступа к данным.</w:t>
       </w:r>
     </w:p>
     <w:p>
@@ -2701,29 +2917,37 @@
       </w:pPr>
       <w:r>
         <w:rPr/>
-        <w:t>А4: Отправить уведомления через внешние сервисы</w:t>
-      </w:r>
-    </w:p>
-    <w:p>
-      <w:pPr>
-        <w:pStyle w:val="BodyText"/>
-        <w:widowControl/>
-        <w:suppressAutoHyphens w:val="true"/>
-        <w:bidi w:val="0"/>
-        <w:jc w:val="both"/>
-        <w:rPr/>
-      </w:pPr>
-      <w:r>
-        <w:rPr/>
-        <w:t xml:space="preserve">Краткое описание: </w:t>
-      </w:r>
-      <w:r>
-        <w:rPr/>
-        <w:t>в</w:t>
-      </w:r>
-      <w:r>
-        <w:rPr/>
-        <w:t>заимодействие с Firebase Cloud Messaging, SMTP-сервером и Telegram Bot API; отправка сообщений, обработка ошибок и повторные попытки.</w:t>
+        <w:t>А4: Отправ</w:t>
+      </w:r>
+      <w:r>
+        <w:rPr/>
+        <w:t>ка</w:t>
+      </w:r>
+      <w:r>
+        <w:rPr/>
+        <w:t xml:space="preserve"> уведомлени</w:t>
+      </w:r>
+      <w:r>
+        <w:rPr/>
+        <w:t>й</w:t>
+      </w:r>
+      <w:r>
+        <w:rPr/>
+        <w:t xml:space="preserve"> через внешние сервисы</w:t>
+      </w:r>
+    </w:p>
+    <w:p>
+      <w:pPr>
+        <w:pStyle w:val="BodyText"/>
+        <w:widowControl/>
+        <w:suppressAutoHyphens w:val="true"/>
+        <w:bidi w:val="0"/>
+        <w:jc w:val="both"/>
+        <w:rPr/>
+      </w:pPr>
+      <w:r>
+        <w:rPr/>
+        <w:t>Краткое описание: взаимодействие с Firebase Cloud Messaging, SMTP-сервером и Telegram Bot API; отправка сообщений, обработка ошибок и повторные попытки.</w:t>
       </w:r>
     </w:p>
     <w:p>
@@ -2803,17 +3027,7 @@
           <w:szCs w:val="22"/>
           <w:lang w:val="ru-RU" w:eastAsia="en-US" w:bidi="ar-SA"/>
         </w:rPr>
-        <w:t>Персонализированные уведомления</w:t>
-      </w:r>
-      <w:r>
-        <w:rPr>
-          <w:rFonts w:eastAsia="Calibri" w:cs="" w:cstheme="minorBidi" w:eastAsiaTheme="minorHAnsi"/>
-          <w:color w:val="auto"/>
-          <w:kern w:val="0"/>
-          <w:szCs w:val="22"/>
-          <w:lang w:val="ru-RU" w:eastAsia="en-US" w:bidi="ar-SA"/>
-        </w:rPr>
-        <w:t>;</w:t>
+        <w:t>Персонализированные уведомления;</w:t>
       </w:r>
     </w:p>
     <w:p>
@@ -2926,33 +3140,25 @@
       </w:r>
       <w:r>
         <w:rPr/>
-        <w:t xml:space="preserve"> конфиденциальности </w:t>
-      </w:r>
-      <w:r>
-        <w:rPr/>
-        <w:t>(152-ФЗ);</w:t>
-      </w:r>
-    </w:p>
-    <w:p>
-      <w:pPr>
-        <w:pStyle w:val="BodyText"/>
-        <w:widowControl/>
-        <w:numPr>
-          <w:ilvl w:val="0"/>
-          <w:numId w:val="2"/>
-        </w:numPr>
-        <w:suppressAutoHyphens w:val="true"/>
-        <w:bidi w:val="0"/>
-        <w:jc w:val="both"/>
-        <w:rPr/>
-      </w:pPr>
-      <w:r>
-        <w:rPr/>
-        <w:t>Команды на временное отключение рассылки</w:t>
-      </w:r>
-      <w:r>
-        <w:rPr/>
-        <w:t>.</w:t>
+        <w:t xml:space="preserve"> конфиденциальности (152-ФЗ);</w:t>
+      </w:r>
+    </w:p>
+    <w:p>
+      <w:pPr>
+        <w:pStyle w:val="BodyText"/>
+        <w:widowControl/>
+        <w:numPr>
+          <w:ilvl w:val="0"/>
+          <w:numId w:val="2"/>
+        </w:numPr>
+        <w:suppressAutoHyphens w:val="true"/>
+        <w:bidi w:val="0"/>
+        <w:jc w:val="both"/>
+        <w:rPr/>
+      </w:pPr>
+      <w:r>
+        <w:rPr/>
+        <w:t>Команды на временное отключение рассылки.</w:t>
       </w:r>
     </w:p>
     <w:p>
@@ -2990,17 +3196,7 @@
           <w:szCs w:val="22"/>
           <w:lang w:val="ru-RU" w:eastAsia="en-US" w:bidi="ar-SA"/>
         </w:rPr>
-        <w:t>Модуль интеграции с внешними сервисами</w:t>
-      </w:r>
-      <w:r>
-        <w:rPr>
-          <w:rFonts w:eastAsia="Calibri" w:cs="" w:cstheme="minorBidi" w:eastAsiaTheme="minorHAnsi"/>
-          <w:color w:val="auto"/>
-          <w:kern w:val="0"/>
-          <w:szCs w:val="22"/>
-          <w:lang w:val="ru-RU" w:eastAsia="en-US" w:bidi="ar-SA"/>
-        </w:rPr>
-        <w:t>;</w:t>
+        <w:t>Модуль интеграции с внешними сервисами;</w:t>
       </w:r>
     </w:p>
     <w:p>
@@ -3036,11 +3232,7 @@
       </w:pPr>
       <w:r>
         <w:rPr/>
-        <w:t>Модуль доступа к данным</w:t>
-      </w:r>
-      <w:r>
-        <w:rPr/>
-        <w:t>.</w:t>
+        <w:t>Модуль доступа к данным.</w:t>
       </w:r>
     </w:p>
     <w:p>
@@ -3051,37 +3243,49 @@
       </w:pPr>
       <w:r>
         <w:rPr/>
-        <w:t>А</w:t>
-      </w:r>
-      <w:r>
-        <w:rPr/>
-        <w:t>5</w:t>
-      </w:r>
-      <w:r>
-        <w:rPr/>
-        <w:t>: Вести логирование и формировать отчёты</w:t>
-      </w:r>
-    </w:p>
-    <w:p>
-      <w:pPr>
-        <w:pStyle w:val="BodyText"/>
-        <w:widowControl/>
-        <w:suppressAutoHyphens w:val="true"/>
-        <w:bidi w:val="0"/>
-        <w:jc w:val="both"/>
-        <w:rPr/>
-      </w:pPr>
-      <w:r>
-        <w:rPr/>
-        <w:t xml:space="preserve">Краткое описание: </w:t>
-      </w:r>
-      <w:r>
-        <w:rPr/>
-        <w:t>з</w:t>
-      </w:r>
-      <w:r>
-        <w:rPr/>
-        <w:t>апись всех событий (отправка, ошибки), хранение логов, генерация статистики и отчётов для администратора.</w:t>
+        <w:t xml:space="preserve">А5: </w:t>
+      </w:r>
+      <w:r>
+        <w:rPr/>
+        <w:t>Ведение</w:t>
+      </w:r>
+      <w:r>
+        <w:rPr/>
+        <w:t xml:space="preserve"> логировани</w:t>
+      </w:r>
+      <w:r>
+        <w:rPr/>
+        <w:t>я</w:t>
+      </w:r>
+      <w:r>
+        <w:rPr/>
+        <w:t xml:space="preserve"> и формирова</w:t>
+      </w:r>
+      <w:r>
+        <w:rPr/>
+        <w:t>ние</w:t>
+      </w:r>
+      <w:r>
+        <w:rPr/>
+        <w:t xml:space="preserve"> отчёт</w:t>
+      </w:r>
+      <w:r>
+        <w:rPr/>
+        <w:t>ов</w:t>
+      </w:r>
+    </w:p>
+    <w:p>
+      <w:pPr>
+        <w:pStyle w:val="BodyText"/>
+        <w:widowControl/>
+        <w:suppressAutoHyphens w:val="true"/>
+        <w:bidi w:val="0"/>
+        <w:jc w:val="both"/>
+        <w:rPr/>
+      </w:pPr>
+      <w:r>
+        <w:rPr/>
+        <w:t>Краткое описание: запись всех событий (отправка, ошибки), хранение логов, генерация статистики и отчётов для администратора.</w:t>
       </w:r>
     </w:p>
     <w:p>
@@ -3294,37 +3498,33 @@
       </w:pPr>
       <w:r>
         <w:rPr/>
-        <w:t>А</w:t>
-      </w:r>
-      <w:r>
-        <w:rPr/>
-        <w:t>6</w:t>
-      </w:r>
-      <w:r>
-        <w:rPr/>
-        <w:t>: Администрировать подсистему</w:t>
-      </w:r>
-    </w:p>
-    <w:p>
-      <w:pPr>
-        <w:pStyle w:val="BodyText"/>
-        <w:widowControl/>
-        <w:suppressAutoHyphens w:val="true"/>
-        <w:bidi w:val="0"/>
-        <w:jc w:val="both"/>
-        <w:rPr/>
-      </w:pPr>
-      <w:r>
-        <w:rPr/>
-        <w:t xml:space="preserve">Краткое описание: </w:t>
-      </w:r>
-      <w:r>
-        <w:rPr/>
-        <w:t>н</w:t>
-      </w:r>
-      <w:r>
-        <w:rPr/>
-        <w:t>астройка общих параметров (время сбора расписания, праздничные дни, список групп), мониторинг состояния, просмотр логов.</w:t>
+        <w:t>А6: Администрирова</w:t>
+      </w:r>
+      <w:r>
+        <w:rPr/>
+        <w:t>ние</w:t>
+      </w:r>
+      <w:r>
+        <w:rPr/>
+        <w:t xml:space="preserve"> подсистем</w:t>
+      </w:r>
+      <w:r>
+        <w:rPr/>
+        <w:t>ы</w:t>
+      </w:r>
+    </w:p>
+    <w:p>
+      <w:pPr>
+        <w:pStyle w:val="BodyText"/>
+        <w:widowControl/>
+        <w:suppressAutoHyphens w:val="true"/>
+        <w:bidi w:val="0"/>
+        <w:jc w:val="both"/>
+        <w:rPr/>
+      </w:pPr>
+      <w:r>
+        <w:rPr/>
+        <w:t>Краткое описание: настройка общих параметров (время сбора расписания, праздничные дни, список групп), мониторинг состояния, просмотр логов.</w:t>
       </w:r>
     </w:p>
     <w:p>
@@ -3604,7 +3804,7 @@
     </w:p>
     <w:p>
       <w:pPr>
-        <w:pStyle w:val="user7"/>
+        <w:pStyle w:val="Style21"/>
         <w:widowControl/>
         <w:suppressAutoHyphens w:val="true"/>
         <w:bidi w:val="0"/>
@@ -3654,19 +3854,31 @@
         <w:rPr>
           <w:lang w:val="ru-RU"/>
         </w:rPr>
-        <w:t xml:space="preserve"> - Декомпозиция функционального блока А</w:t>
-      </w:r>
-      <w:r>
-        <w:rPr>
-          <w:lang w:val="ru-RU"/>
-        </w:rPr>
-        <w:t>0</w:t>
-      </w:r>
-      <w:r>
-        <w:rPr>
-          <w:lang w:val="ru-RU"/>
-        </w:rPr>
-        <w:t xml:space="preserve"> «Автоматически оповещать студентов о занятиях»</w:t>
+        <w:t xml:space="preserve"> - Декомпозиция функционального блока А0 «Автоматическ</w:t>
+      </w:r>
+      <w:r>
+        <w:rPr>
+          <w:lang w:val="ru-RU"/>
+        </w:rPr>
+        <w:t>ое</w:t>
+      </w:r>
+      <w:r>
+        <w:rPr>
+          <w:lang w:val="ru-RU"/>
+        </w:rPr>
+        <w:t xml:space="preserve"> оповещ</w:t>
+      </w:r>
+      <w:r>
+        <w:rPr>
+          <w:lang w:val="ru-RU"/>
+        </w:rPr>
+        <w:t>ение</w:t>
+      </w:r>
+      <w:r>
+        <w:rPr>
+          <w:lang w:val="ru-RU"/>
+        </w:rPr>
+        <w:t xml:space="preserve"> студентов о занятиях»</w:t>
       </w:r>
     </w:p>
     <w:p>
@@ -3681,7 +3893,43 @@
         <w:rPr>
           <w:lang w:val="ru-RU"/>
         </w:rPr>
-        <w:t>Декомпозиция функционального блока А3 «Сформировать персонализированные уведомления»</w:t>
+        <w:t>Декомпозиция функционального блока А3 «</w:t>
+      </w:r>
+      <w:r>
+        <w:rPr>
+          <w:lang w:val="ru-RU"/>
+        </w:rPr>
+        <w:t>Формирование</w:t>
+      </w:r>
+      <w:r>
+        <w:rPr>
+          <w:lang w:val="ru-RU"/>
+        </w:rPr>
+        <w:t xml:space="preserve"> персонализированны</w:t>
+      </w:r>
+      <w:r>
+        <w:rPr>
+          <w:lang w:val="ru-RU"/>
+        </w:rPr>
+        <w:t>х</w:t>
+      </w:r>
+      <w:r>
+        <w:rPr>
+          <w:lang w:val="ru-RU"/>
+        </w:rPr>
+        <w:t xml:space="preserve"> уведомлени</w:t>
+      </w:r>
+      <w:r>
+        <w:rPr>
+          <w:lang w:val="ru-RU"/>
+        </w:rPr>
+        <w:t>й</w:t>
+      </w:r>
+      <w:r>
+        <w:rPr>
+          <w:lang w:val="ru-RU"/>
+        </w:rPr>
+        <w:t>»</w:t>
       </w:r>
     </w:p>
     <w:p>
@@ -3710,47 +3958,53 @@
         <w:rPr>
           <w:lang w:val="ru-RU"/>
         </w:rPr>
-        <w:t>Состав блоков диаграммы А</w:t>
-      </w:r>
-      <w:r>
-        <w:rPr>
-          <w:lang w:val="ru-RU"/>
-        </w:rPr>
-        <w:t>3</w:t>
-      </w:r>
-    </w:p>
-    <w:p>
-      <w:pPr>
-        <w:pStyle w:val="BodyText"/>
-        <w:widowControl/>
-        <w:numPr>
-          <w:ilvl w:val="0"/>
-          <w:numId w:val="2"/>
-        </w:numPr>
-        <w:suppressAutoHyphens w:val="true"/>
-        <w:bidi w:val="0"/>
-        <w:jc w:val="both"/>
-        <w:rPr>
-          <w:lang w:val="ru-RU"/>
-        </w:rPr>
-      </w:pPr>
-      <w:r>
-        <w:rPr>
-          <w:lang w:val="ru-RU"/>
-        </w:rPr>
-        <w:t>А</w:t>
-      </w:r>
-      <w:r>
-        <w:rPr>
-          <w:lang w:val="ru-RU"/>
-        </w:rPr>
-        <w:t>3</w:t>
-      </w:r>
-      <w:r>
-        <w:rPr>
-          <w:lang w:val="ru-RU"/>
-        </w:rPr>
-        <w:t>1 – Сопоставить расписание с подписками</w:t>
+        <w:t>Состав блоков диаграммы А3</w:t>
+      </w:r>
+    </w:p>
+    <w:p>
+      <w:pPr>
+        <w:pStyle w:val="BodyText"/>
+        <w:widowControl/>
+        <w:numPr>
+          <w:ilvl w:val="0"/>
+          <w:numId w:val="2"/>
+        </w:numPr>
+        <w:suppressAutoHyphens w:val="true"/>
+        <w:bidi w:val="0"/>
+        <w:jc w:val="both"/>
+        <w:rPr>
+          <w:lang w:val="ru-RU"/>
+        </w:rPr>
+      </w:pPr>
+      <w:r>
+        <w:rPr>
+          <w:lang w:val="ru-RU"/>
+        </w:rPr>
+        <w:t>А31 – Сопостав</w:t>
+      </w:r>
+      <w:r>
+        <w:rPr>
+          <w:lang w:val="ru-RU"/>
+        </w:rPr>
+        <w:t>ление</w:t>
+      </w:r>
+      <w:r>
+        <w:rPr>
+          <w:lang w:val="ru-RU"/>
+        </w:rPr>
+        <w:t xml:space="preserve"> расписани</w:t>
+      </w:r>
+      <w:r>
+        <w:rPr>
+          <w:lang w:val="ru-RU"/>
+        </w:rPr>
+        <w:t>я</w:t>
+      </w:r>
+      <w:r>
+        <w:rPr>
+          <w:lang w:val="ru-RU"/>
+        </w:rPr>
+        <w:t xml:space="preserve"> с подписками</w:t>
       </w:r>
       <w:r>
         <w:rPr>
@@ -3790,27 +4044,47 @@
           <w:szCs w:val="22"/>
           <w:lang w:val="ru-RU" w:eastAsia="en-US" w:bidi="ar-SA"/>
         </w:rPr>
-        <w:t>А</w:t>
-      </w:r>
-      <w:r>
-        <w:rPr>
-          <w:rFonts w:eastAsia="Calibri" w:cs="" w:cstheme="minorBidi" w:eastAsiaTheme="minorHAnsi"/>
-          <w:color w:val="auto"/>
-          <w:kern w:val="0"/>
-          <w:szCs w:val="22"/>
-          <w:lang w:val="ru-RU" w:eastAsia="en-US" w:bidi="ar-SA"/>
-        </w:rPr>
-        <w:t>3</w:t>
-      </w:r>
-      <w:r>
-        <w:rPr>
-          <w:rFonts w:eastAsia="Calibri" w:cs="" w:cstheme="minorBidi" w:eastAsiaTheme="minorHAnsi"/>
-          <w:color w:val="auto"/>
-          <w:kern w:val="0"/>
-          <w:szCs w:val="22"/>
-          <w:lang w:val="ru-RU" w:eastAsia="en-US" w:bidi="ar-SA"/>
-        </w:rPr>
-        <w:t>2 – Сформировать текст уведомления;</w:t>
+        <w:t xml:space="preserve">А32 – </w:t>
+      </w:r>
+      <w:r>
+        <w:rPr>
+          <w:rFonts w:eastAsia="Calibri" w:cs="" w:cstheme="minorBidi" w:eastAsiaTheme="minorHAnsi"/>
+          <w:color w:val="auto"/>
+          <w:kern w:val="0"/>
+          <w:szCs w:val="22"/>
+          <w:lang w:val="ru-RU" w:eastAsia="en-US" w:bidi="ar-SA"/>
+        </w:rPr>
+        <w:t>Формирование</w:t>
+      </w:r>
+      <w:r>
+        <w:rPr>
+          <w:rFonts w:eastAsia="Calibri" w:cs="" w:cstheme="minorBidi" w:eastAsiaTheme="minorHAnsi"/>
+          <w:color w:val="auto"/>
+          <w:kern w:val="0"/>
+          <w:szCs w:val="22"/>
+          <w:lang w:val="ru-RU" w:eastAsia="en-US" w:bidi="ar-SA"/>
+        </w:rPr>
+        <w:t xml:space="preserve"> текст</w:t>
+      </w:r>
+      <w:r>
+        <w:rPr>
+          <w:rFonts w:eastAsia="Calibri" w:cs="" w:cstheme="minorBidi" w:eastAsiaTheme="minorHAnsi"/>
+          <w:color w:val="auto"/>
+          <w:kern w:val="0"/>
+          <w:szCs w:val="22"/>
+          <w:lang w:val="ru-RU" w:eastAsia="en-US" w:bidi="ar-SA"/>
+        </w:rPr>
+        <w:t>а</w:t>
+      </w:r>
+      <w:r>
+        <w:rPr>
+          <w:rFonts w:eastAsia="Calibri" w:cs="" w:cstheme="minorBidi" w:eastAsiaTheme="minorHAnsi"/>
+          <w:color w:val="auto"/>
+          <w:kern w:val="0"/>
+          <w:szCs w:val="22"/>
+          <w:lang w:val="ru-RU" w:eastAsia="en-US" w:bidi="ar-SA"/>
+        </w:rPr>
+        <w:t xml:space="preserve"> уведомления;</w:t>
       </w:r>
     </w:p>
     <w:p>
@@ -3840,27 +4114,27 @@
           <w:szCs w:val="22"/>
           <w:lang w:val="ru-RU" w:eastAsia="en-US" w:bidi="ar-SA"/>
         </w:rPr>
-        <w:t>А</w:t>
-      </w:r>
-      <w:r>
-        <w:rPr>
-          <w:rFonts w:eastAsia="Calibri" w:cs="" w:cstheme="minorBidi" w:eastAsiaTheme="minorHAnsi"/>
-          <w:color w:val="auto"/>
-          <w:kern w:val="0"/>
-          <w:szCs w:val="22"/>
-          <w:lang w:val="ru-RU" w:eastAsia="en-US" w:bidi="ar-SA"/>
-        </w:rPr>
-        <w:t>3</w:t>
-      </w:r>
-      <w:r>
-        <w:rPr>
-          <w:rFonts w:eastAsia="Calibri" w:cs="" w:cstheme="minorBidi" w:eastAsiaTheme="minorHAnsi"/>
-          <w:color w:val="auto"/>
-          <w:kern w:val="0"/>
-          <w:szCs w:val="22"/>
-          <w:lang w:val="ru-RU" w:eastAsia="en-US" w:bidi="ar-SA"/>
-        </w:rPr>
-        <w:t>3 – Поставить задачи в очередь отправки.</w:t>
+        <w:t xml:space="preserve">А33 – </w:t>
+      </w:r>
+      <w:r>
+        <w:rPr>
+          <w:rFonts w:eastAsia="Calibri" w:cs="" w:cstheme="minorBidi" w:eastAsiaTheme="minorHAnsi"/>
+          <w:color w:val="auto"/>
+          <w:kern w:val="0"/>
+          <w:szCs w:val="22"/>
+          <w:lang w:val="ru-RU" w:eastAsia="en-US" w:bidi="ar-SA"/>
+        </w:rPr>
+        <w:t>Постановка</w:t>
+      </w:r>
+      <w:r>
+        <w:rPr>
+          <w:rFonts w:eastAsia="Calibri" w:cs="" w:cstheme="minorBidi" w:eastAsiaTheme="minorHAnsi"/>
+          <w:color w:val="auto"/>
+          <w:kern w:val="0"/>
+          <w:szCs w:val="22"/>
+          <w:lang w:val="ru-RU" w:eastAsia="en-US" w:bidi="ar-SA"/>
+        </w:rPr>
+        <w:t xml:space="preserve"> задачи в очередь отправки.</w:t>
       </w:r>
     </w:p>
     <w:p>
@@ -3886,41 +4160,37 @@
       </w:pPr>
       <w:r>
         <w:rPr/>
-        <w:t>А</w:t>
-      </w:r>
-      <w:r>
-        <w:rPr/>
-        <w:t>3</w:t>
-      </w:r>
-      <w:r>
-        <w:rPr/>
-        <w:t>1: Сопоставить расписание с подписками</w:t>
-      </w:r>
-    </w:p>
-    <w:p>
-      <w:pPr>
-        <w:pStyle w:val="BodyText"/>
-        <w:rPr>
-          <w:lang w:val="ru-RU"/>
-        </w:rPr>
-      </w:pPr>
-      <w:r>
-        <w:rPr>
-          <w:lang w:val="ru-RU"/>
-        </w:rPr>
-        <w:t xml:space="preserve">Краткое описание: </w:t>
-      </w:r>
-      <w:r>
-        <w:rPr>
-          <w:lang w:val="ru-RU"/>
-        </w:rPr>
-        <w:t>д</w:t>
-      </w:r>
-      <w:r>
-        <w:rPr>
-          <w:lang w:val="ru-RU"/>
-        </w:rPr>
-        <w:t>ля каждого занятия из структурированных данных определяется список студентов, подписанных на напоминания, с учётом их индивидуального времени упреждения и выбранных каналов. Результат – список пар (занятие, студент) с параметрами отправки.</w:t>
+        <w:t>А31: Сопостав</w:t>
+      </w:r>
+      <w:r>
+        <w:rPr/>
+        <w:t>ление</w:t>
+      </w:r>
+      <w:r>
+        <w:rPr/>
+        <w:t xml:space="preserve"> расписани</w:t>
+      </w:r>
+      <w:r>
+        <w:rPr/>
+        <w:t>я</w:t>
+      </w:r>
+      <w:r>
+        <w:rPr/>
+        <w:t xml:space="preserve"> с подписками</w:t>
+      </w:r>
+    </w:p>
+    <w:p>
+      <w:pPr>
+        <w:pStyle w:val="BodyText"/>
+        <w:rPr>
+          <w:lang w:val="ru-RU"/>
+        </w:rPr>
+      </w:pPr>
+      <w:r>
+        <w:rPr>
+          <w:lang w:val="ru-RU"/>
+        </w:rPr>
+        <w:t>Краткое описание: для каждого занятия из структурированных данных определяется список студентов, подписанных на напоминания, с учётом их индивидуального времени упреждения и выбранных каналов. Результат – список пар (занятие, студент) с параметрами отправки.</w:t>
       </w:r>
     </w:p>
     <w:p>
@@ -3954,13 +4224,7 @@
         <w:rPr>
           <w:lang w:val="ru-RU"/>
         </w:rPr>
-        <w:t>Структурированные данные о занятиях</w:t>
-      </w:r>
-      <w:r>
-        <w:rPr>
-          <w:lang w:val="ru-RU"/>
-        </w:rPr>
-        <w:t>.</w:t>
+        <w:t>Структурированные данные о занятиях.</w:t>
       </w:r>
     </w:p>
     <w:p>
@@ -3994,13 +4258,7 @@
         <w:rPr>
           <w:lang w:val="ru-RU"/>
         </w:rPr>
-        <w:t>Список получателей с параметрами</w:t>
-      </w:r>
-      <w:r>
-        <w:rPr>
-          <w:lang w:val="ru-RU"/>
-        </w:rPr>
-        <w:t>.</w:t>
+        <w:t>Список получателей с параметрами.</w:t>
       </w:r>
     </w:p>
     <w:p>
@@ -4093,33 +4351,33 @@
       </w:pPr>
       <w:r>
         <w:rPr/>
-        <w:t>А</w:t>
-      </w:r>
-      <w:r>
-        <w:rPr/>
-        <w:t>3</w:t>
-      </w:r>
-      <w:r>
-        <w:rPr/>
-        <w:t>2: Сформировать текст уведомления</w:t>
-      </w:r>
-    </w:p>
-    <w:p>
-      <w:pPr>
-        <w:pStyle w:val="BodyText"/>
-        <w:rPr/>
-      </w:pPr>
-      <w:r>
-        <w:rPr/>
-        <w:t xml:space="preserve">Краткое описание: </w:t>
-      </w:r>
-      <w:r>
-        <w:rPr/>
-        <w:t>д</w:t>
-      </w:r>
-      <w:r>
-        <w:rPr/>
-        <w:t>ля каждой пары (занятие, студент) генерируется текст уведомления, включающий дисциплину, время начала, аудиторию, преподавателя (при наличии). Текст может варьироваться в зависимости от канала (например, ограничение по длине для push).</w:t>
+        <w:t xml:space="preserve">А32: </w:t>
+      </w:r>
+      <w:r>
+        <w:rPr/>
+        <w:t>Формирование</w:t>
+      </w:r>
+      <w:r>
+        <w:rPr/>
+        <w:t xml:space="preserve"> текст</w:t>
+      </w:r>
+      <w:r>
+        <w:rPr/>
+        <w:t>а</w:t>
+      </w:r>
+      <w:r>
+        <w:rPr/>
+        <w:t xml:space="preserve"> уведомления</w:t>
+      </w:r>
+    </w:p>
+    <w:p>
+      <w:pPr>
+        <w:pStyle w:val="BodyText"/>
+        <w:rPr/>
+      </w:pPr>
+      <w:r>
+        <w:rPr/>
+        <w:t>Краткое описание: для каждой пары (занятие, студент) генерируется текст уведомления, включающий дисциплину, время начала, аудиторию, преподавателя (при наличии). Текст может варьироваться в зависимости от канала (например, ограничение по длине для push).</w:t>
       </w:r>
     </w:p>
     <w:p>
@@ -4165,7 +4423,99 @@
       </w:pPr>
       <w:r>
         <w:rPr/>
-        <w:t>Актуальные настройки подписок</w:t>
+        <w:t>Актуальные настройки подписок.</w:t>
+      </w:r>
+    </w:p>
+    <w:p>
+      <w:pPr>
+        <w:pStyle w:val="BodyText"/>
+        <w:rPr/>
+      </w:pPr>
+      <w:r>
+        <w:rPr/>
+        <w:t>Выход:</w:t>
+      </w:r>
+    </w:p>
+    <w:p>
+      <w:pPr>
+        <w:pStyle w:val="BodyText"/>
+        <w:widowControl/>
+        <w:numPr>
+          <w:ilvl w:val="0"/>
+          <w:numId w:val="2"/>
+        </w:numPr>
+        <w:suppressAutoHyphens w:val="true"/>
+        <w:bidi w:val="0"/>
+        <w:jc w:val="both"/>
+        <w:rPr/>
+      </w:pPr>
+      <w:r>
+        <w:rPr/>
+        <w:t>Готовые тексты уведомлений с адресатами.</w:t>
+      </w:r>
+    </w:p>
+    <w:p>
+      <w:pPr>
+        <w:pStyle w:val="BodyText"/>
+        <w:rPr/>
+      </w:pPr>
+      <w:r>
+        <w:rPr/>
+        <w:t>Управление:</w:t>
+      </w:r>
+    </w:p>
+    <w:p>
+      <w:pPr>
+        <w:pStyle w:val="BodyText"/>
+        <w:widowControl/>
+        <w:numPr>
+          <w:ilvl w:val="0"/>
+          <w:numId w:val="2"/>
+        </w:numPr>
+        <w:suppressAutoHyphens w:val="true"/>
+        <w:bidi w:val="0"/>
+        <w:jc w:val="both"/>
+        <w:rPr>
+          <w:rFonts w:eastAsia="Calibri" w:cs="" w:cstheme="minorBidi" w:eastAsiaTheme="minorHAnsi"/>
+          <w:color w:val="auto"/>
+          <w:kern w:val="0"/>
+          <w:szCs w:val="22"/>
+          <w:lang w:val="ru-RU" w:eastAsia="en-US" w:bidi="ar-SA"/>
+        </w:rPr>
+      </w:pPr>
+      <w:r>
+        <w:rPr>
+          <w:rFonts w:eastAsia="Calibri" w:cs="" w:cstheme="minorBidi" w:eastAsiaTheme="minorHAnsi"/>
+          <w:color w:val="auto"/>
+          <w:kern w:val="0"/>
+          <w:szCs w:val="22"/>
+          <w:lang w:val="ru-RU" w:eastAsia="en-US" w:bidi="ar-SA"/>
+        </w:rPr>
+        <w:t>Политика конфиденциальности (152-ФЗ);</w:t>
+      </w:r>
+    </w:p>
+    <w:p>
+      <w:pPr>
+        <w:pStyle w:val="BodyText"/>
+        <w:widowControl/>
+        <w:numPr>
+          <w:ilvl w:val="0"/>
+          <w:numId w:val="2"/>
+        </w:numPr>
+        <w:suppressAutoHyphens w:val="true"/>
+        <w:bidi w:val="0"/>
+        <w:jc w:val="both"/>
+        <w:rPr/>
+      </w:pPr>
+      <w:r>
+        <w:rPr>
+          <w:rFonts w:eastAsia="Calibri" w:cs="" w:cstheme="minorBidi" w:eastAsiaTheme="minorHAnsi"/>
+          <w:color w:val="auto"/>
+          <w:kern w:val="0"/>
+          <w:szCs w:val="22"/>
+          <w:lang w:val="ru-RU" w:eastAsia="en-US" w:bidi="ar-SA"/>
+        </w:rPr>
+        <w:t>Настройки администрирования</w:t>
       </w:r>
       <w:r>
         <w:rPr/>
@@ -4179,106 +4529,6 @@
       </w:pPr>
       <w:r>
         <w:rPr/>
-        <w:t>Выход:</w:t>
-      </w:r>
-    </w:p>
-    <w:p>
-      <w:pPr>
-        <w:pStyle w:val="BodyText"/>
-        <w:widowControl/>
-        <w:numPr>
-          <w:ilvl w:val="0"/>
-          <w:numId w:val="2"/>
-        </w:numPr>
-        <w:suppressAutoHyphens w:val="true"/>
-        <w:bidi w:val="0"/>
-        <w:jc w:val="both"/>
-        <w:rPr/>
-      </w:pPr>
-      <w:r>
-        <w:rPr/>
-        <w:t>Готовые тексты уведомлений с адресатами</w:t>
-      </w:r>
-      <w:r>
-        <w:rPr/>
-        <w:t>.</w:t>
-      </w:r>
-    </w:p>
-    <w:p>
-      <w:pPr>
-        <w:pStyle w:val="BodyText"/>
-        <w:rPr/>
-      </w:pPr>
-      <w:r>
-        <w:rPr/>
-        <w:t>Управление:</w:t>
-      </w:r>
-    </w:p>
-    <w:p>
-      <w:pPr>
-        <w:pStyle w:val="BodyText"/>
-        <w:widowControl/>
-        <w:numPr>
-          <w:ilvl w:val="0"/>
-          <w:numId w:val="2"/>
-        </w:numPr>
-        <w:suppressAutoHyphens w:val="true"/>
-        <w:bidi w:val="0"/>
-        <w:jc w:val="both"/>
-        <w:rPr>
-          <w:rFonts w:eastAsia="Calibri" w:cs="" w:cstheme="minorBidi" w:eastAsiaTheme="minorHAnsi"/>
-          <w:color w:val="auto"/>
-          <w:kern w:val="0"/>
-          <w:szCs w:val="22"/>
-          <w:lang w:val="ru-RU" w:eastAsia="en-US" w:bidi="ar-SA"/>
-        </w:rPr>
-      </w:pPr>
-      <w:r>
-        <w:rPr>
-          <w:rFonts w:eastAsia="Calibri" w:cs="" w:cstheme="minorBidi" w:eastAsiaTheme="minorHAnsi"/>
-          <w:color w:val="auto"/>
-          <w:kern w:val="0"/>
-          <w:szCs w:val="22"/>
-          <w:lang w:val="ru-RU" w:eastAsia="en-US" w:bidi="ar-SA"/>
-        </w:rPr>
-        <w:t>Политика конфиденциальности (152-ФЗ);</w:t>
-      </w:r>
-    </w:p>
-    <w:p>
-      <w:pPr>
-        <w:pStyle w:val="BodyText"/>
-        <w:widowControl/>
-        <w:numPr>
-          <w:ilvl w:val="0"/>
-          <w:numId w:val="2"/>
-        </w:numPr>
-        <w:suppressAutoHyphens w:val="true"/>
-        <w:bidi w:val="0"/>
-        <w:jc w:val="both"/>
-        <w:rPr/>
-      </w:pPr>
-      <w:r>
-        <w:rPr>
-          <w:rFonts w:eastAsia="Calibri" w:cs="" w:cstheme="minorBidi" w:eastAsiaTheme="minorHAnsi"/>
-          <w:color w:val="auto"/>
-          <w:kern w:val="0"/>
-          <w:szCs w:val="22"/>
-          <w:lang w:val="ru-RU" w:eastAsia="en-US" w:bidi="ar-SA"/>
-        </w:rPr>
-        <w:t>Настройки администрирования</w:t>
-      </w:r>
-      <w:r>
-        <w:rPr/>
-        <w:t>.</w:t>
-      </w:r>
-    </w:p>
-    <w:p>
-      <w:pPr>
-        <w:pStyle w:val="BodyText"/>
-        <w:rPr/>
-      </w:pPr>
-      <w:r>
-        <w:rPr/>
         <w:t>Механизмы:</w:t>
       </w:r>
     </w:p>
@@ -4303,17 +4553,7 @@
           <w:szCs w:val="22"/>
           <w:lang w:val="ru-RU" w:eastAsia="en-US" w:bidi="ar-SA"/>
         </w:rPr>
-        <w:t>Модуль отправки уведомлений</w:t>
-      </w:r>
-      <w:r>
-        <w:rPr>
-          <w:rFonts w:eastAsia="Calibri" w:cs="" w:cstheme="minorBidi" w:eastAsiaTheme="minorHAnsi"/>
-          <w:color w:val="auto"/>
-          <w:kern w:val="0"/>
-          <w:szCs w:val="22"/>
-          <w:lang w:val="ru-RU" w:eastAsia="en-US" w:bidi="ar-SA"/>
-        </w:rPr>
-        <w:t>;</w:t>
+        <w:t>Модуль отправки уведомлений;</w:t>
       </w:r>
     </w:p>
     <w:p>
@@ -4354,37 +4594,29 @@
       </w:pPr>
       <w:r>
         <w:rPr/>
-        <w:t>А</w:t>
-      </w:r>
-      <w:r>
-        <w:rPr/>
-        <w:t>3</w:t>
-      </w:r>
-      <w:r>
-        <w:rPr/>
-        <w:t>3: Поставить задачи в очередь отправки</w:t>
-      </w:r>
-    </w:p>
-    <w:p>
-      <w:pPr>
-        <w:pStyle w:val="BodyText"/>
-        <w:widowControl/>
-        <w:suppressAutoHyphens w:val="true"/>
-        <w:bidi w:val="0"/>
-        <w:jc w:val="both"/>
-        <w:rPr/>
-      </w:pPr>
-      <w:r>
-        <w:rPr/>
-        <w:t xml:space="preserve">Краткое описание: </w:t>
-      </w:r>
-      <w:r>
-        <w:rPr/>
-        <w:t>с</w:t>
-      </w:r>
-      <w:r>
-        <w:rPr/>
-        <w:t>формированные уведомления вместе с адресами и каналами помещаются в очередь (например, через Celery) для последующей асинхронной отправки модулем А4. Задачи планируются с учётом времени упреждения.</w:t>
+        <w:t xml:space="preserve">А33: </w:t>
+      </w:r>
+      <w:r>
+        <w:rPr/>
+        <w:t>Постановка</w:t>
+      </w:r>
+      <w:r>
+        <w:rPr/>
+        <w:t xml:space="preserve"> задачи в очередь отправки</w:t>
+      </w:r>
+    </w:p>
+    <w:p>
+      <w:pPr>
+        <w:pStyle w:val="BodyText"/>
+        <w:widowControl/>
+        <w:suppressAutoHyphens w:val="true"/>
+        <w:bidi w:val="0"/>
+        <w:jc w:val="both"/>
+        <w:rPr/>
+      </w:pPr>
+      <w:r>
+        <w:rPr/>
+        <w:t>Краткое описание: сформированные уведомления вместе с адресами и каналами помещаются в очередь (например, через Celery) для последующей асинхронной отправки модулем А4. Задачи планируются с учётом времени упреждения.</w:t>
       </w:r>
     </w:p>
     <w:p>
@@ -4464,17 +4696,7 @@
           <w:szCs w:val="22"/>
           <w:lang w:val="ru-RU" w:eastAsia="en-US" w:bidi="ar-SA"/>
         </w:rPr>
-        <w:t>Сформированные уведомления с адресатами</w:t>
-      </w:r>
-      <w:r>
-        <w:rPr>
-          <w:rFonts w:eastAsia="Calibri" w:cs="" w:cstheme="minorBidi" w:eastAsiaTheme="minorHAnsi"/>
-          <w:color w:val="auto"/>
-          <w:kern w:val="0"/>
-          <w:szCs w:val="22"/>
-          <w:lang w:val="ru-RU" w:eastAsia="en-US" w:bidi="ar-SA"/>
-        </w:rPr>
-        <w:t>.</w:t>
+        <w:t>Сформированные уведомления с адресатами.</w:t>
       </w:r>
     </w:p>
     <w:p>
@@ -4513,61 +4735,43 @@
           <w:szCs w:val="22"/>
           <w:lang w:val="ru-RU" w:eastAsia="en-US" w:bidi="ar-SA"/>
         </w:rPr>
-        <w:t>Политика конфиденциальности (152-ФЗ)</w:t>
-      </w:r>
-      <w:r>
-        <w:rPr>
-          <w:rFonts w:eastAsia="Calibri" w:cs="" w:cstheme="minorBidi" w:eastAsiaTheme="minorHAnsi"/>
-          <w:color w:val="auto"/>
-          <w:kern w:val="0"/>
-          <w:szCs w:val="22"/>
-          <w:lang w:val="ru-RU" w:eastAsia="en-US" w:bidi="ar-SA"/>
-        </w:rPr>
-        <w:t>;</w:t>
-      </w:r>
-    </w:p>
-    <w:p>
-      <w:pPr>
-        <w:pStyle w:val="BodyText"/>
-        <w:widowControl/>
-        <w:numPr>
-          <w:ilvl w:val="0"/>
-          <w:numId w:val="2"/>
-        </w:numPr>
-        <w:suppressAutoHyphens w:val="true"/>
-        <w:bidi w:val="0"/>
-        <w:jc w:val="both"/>
-        <w:rPr/>
-      </w:pPr>
-      <w:r>
-        <w:rPr/>
-        <w:t>Настройки администрирования</w:t>
-      </w:r>
-      <w:r>
-        <w:rPr/>
-        <w:t>;</w:t>
-      </w:r>
-    </w:p>
-    <w:p>
-      <w:pPr>
-        <w:pStyle w:val="BodyText"/>
-        <w:widowControl/>
-        <w:numPr>
-          <w:ilvl w:val="0"/>
-          <w:numId w:val="2"/>
-        </w:numPr>
-        <w:suppressAutoHyphens w:val="true"/>
-        <w:bidi w:val="0"/>
-        <w:jc w:val="both"/>
-        <w:rPr/>
-      </w:pPr>
-      <w:r>
-        <w:rPr/>
-        <w:t>Алгоритмы планирования и интеграции</w:t>
-      </w:r>
-      <w:r>
-        <w:rPr/>
-        <w:t>.</w:t>
+        <w:t>Политика конфиденциальности (152-ФЗ);</w:t>
+      </w:r>
+    </w:p>
+    <w:p>
+      <w:pPr>
+        <w:pStyle w:val="BodyText"/>
+        <w:widowControl/>
+        <w:numPr>
+          <w:ilvl w:val="0"/>
+          <w:numId w:val="2"/>
+        </w:numPr>
+        <w:suppressAutoHyphens w:val="true"/>
+        <w:bidi w:val="0"/>
+        <w:jc w:val="both"/>
+        <w:rPr/>
+      </w:pPr>
+      <w:r>
+        <w:rPr/>
+        <w:t>Настройки администрирования;</w:t>
+      </w:r>
+    </w:p>
+    <w:p>
+      <w:pPr>
+        <w:pStyle w:val="BodyText"/>
+        <w:widowControl/>
+        <w:numPr>
+          <w:ilvl w:val="0"/>
+          <w:numId w:val="2"/>
+        </w:numPr>
+        <w:suppressAutoHyphens w:val="true"/>
+        <w:bidi w:val="0"/>
+        <w:jc w:val="both"/>
+        <w:rPr/>
+      </w:pPr>
+      <w:r>
+        <w:rPr/>
+        <w:t>Алгоритмы планирования и интеграции.</w:t>
       </w:r>
     </w:p>
     <w:p>
@@ -4605,17 +4809,7 @@
           <w:szCs w:val="22"/>
           <w:lang w:val="ru-RU" w:eastAsia="en-US" w:bidi="ar-SA"/>
         </w:rPr>
-        <w:t>Модуль планирования задач</w:t>
-      </w:r>
-      <w:r>
-        <w:rPr>
-          <w:rFonts w:eastAsia="Calibri" w:cs="" w:cstheme="minorBidi" w:eastAsiaTheme="minorHAnsi"/>
-          <w:color w:val="auto"/>
-          <w:kern w:val="0"/>
-          <w:szCs w:val="22"/>
-          <w:lang w:val="ru-RU" w:eastAsia="en-US" w:bidi="ar-SA"/>
-        </w:rPr>
-        <w:t>;</w:t>
+        <w:t>Модуль планирования задач;</w:t>
       </w:r>
     </w:p>
     <w:p>
@@ -4706,7 +4900,7 @@
     </w:p>
     <w:p>
       <w:pPr>
-        <w:pStyle w:val="user7"/>
+        <w:pStyle w:val="Style21"/>
         <w:widowControl/>
         <w:suppressAutoHyphens w:val="true"/>
         <w:bidi w:val="0"/>
@@ -4756,7 +4950,43 @@
         <w:rPr>
           <w:lang w:val="ru-RU"/>
         </w:rPr>
-        <w:t xml:space="preserve"> - Декомпозиция функционального блока А3 «Сформировать персонализированные уведомления»</w:t>
+        <w:t xml:space="preserve"> - Декомпозиция функционального блока А3 «</w:t>
+      </w:r>
+      <w:r>
+        <w:rPr>
+          <w:lang w:val="ru-RU"/>
+        </w:rPr>
+        <w:t>Формирование</w:t>
+      </w:r>
+      <w:r>
+        <w:rPr>
+          <w:lang w:val="ru-RU"/>
+        </w:rPr>
+        <w:t xml:space="preserve"> персонализированны</w:t>
+      </w:r>
+      <w:r>
+        <w:rPr>
+          <w:lang w:val="ru-RU"/>
+        </w:rPr>
+        <w:t>х</w:t>
+      </w:r>
+      <w:r>
+        <w:rPr>
+          <w:lang w:val="ru-RU"/>
+        </w:rPr>
+        <w:t xml:space="preserve"> уведомлени</w:t>
+      </w:r>
+      <w:r>
+        <w:rPr>
+          <w:lang w:val="ru-RU"/>
+        </w:rPr>
+        <w:t>й</w:t>
+      </w:r>
+      <w:r>
+        <w:rPr>
+          <w:lang w:val="ru-RU"/>
+        </w:rPr>
+        <w:t>»</w:t>
       </w:r>
     </w:p>
     <w:p>
@@ -5757,29 +5987,29 @@
       <w:u w:val="single"/>
     </w:rPr>
   </w:style>
+  <w:style w:type="character" w:styleId="Style13" w:customStyle="1">
+    <w:name w:val="Ссылка указателя"/>
+    <w:qFormat/>
+    <w:rPr/>
+  </w:style>
   <w:style w:type="character" w:styleId="user" w:customStyle="1">
     <w:name w:val="Ссылка указателя (user)"/>
     <w:qFormat/>
     <w:rPr/>
   </w:style>
-  <w:style w:type="character" w:styleId="Style13" w:customStyle="1">
-    <w:name w:val="Ссылка указателя"/>
-    <w:qFormat/>
-    <w:rPr/>
-  </w:style>
-  <w:style w:type="character" w:styleId="Style14" w:customStyle="1">
-    <w:name w:val="Маркеры"/>
+  <w:style w:type="character" w:styleId="user1" w:customStyle="1">
+    <w:name w:val="Маркеры (user)"/>
     <w:qFormat/>
     <w:rPr>
       <w:rFonts w:ascii="OpenSymbol" w:hAnsi="OpenSymbol" w:eastAsia="OpenSymbol" w:cs="OpenSymbol"/>
     </w:rPr>
   </w:style>
-  <w:style w:type="character" w:styleId="Style15" w:customStyle="1">
-    <w:name w:val="Символ нумерации"/>
+  <w:style w:type="character" w:styleId="user2" w:customStyle="1">
+    <w:name w:val="Символ нумерации (user)"/>
     <w:qFormat/>
     <w:rPr/>
   </w:style>
-  <w:style w:type="character" w:styleId="Style16" w:customStyle="1">
+  <w:style w:type="character" w:styleId="Style14" w:customStyle="1">
     <w:name w:val="Основной текст Знак"/>
     <w:basedOn w:val="DefaultParagraphFont"/>
     <w:qFormat/>
@@ -5789,7 +6019,7 @@
       <w:sz w:val="28"/>
     </w:rPr>
   </w:style>
-  <w:style w:type="paragraph" w:styleId="Style17">
+  <w:style w:type="paragraph" w:styleId="Style15" w:customStyle="1">
     <w:name w:val="Заголовок"/>
     <w:basedOn w:val="Normal"/>
     <w:next w:val="BodyText"/>
@@ -5807,7 +6037,7 @@
   <w:style w:type="paragraph" w:styleId="BodyText">
     <w:name w:val="Body Text"/>
     <w:basedOn w:val="Normal"/>
-    <w:link w:val="Style16"/>
+    <w:link w:val="Style14"/>
     <w:pPr>
       <w:spacing w:lineRule="auto" w:line="360" w:before="0" w:after="0"/>
       <w:ind w:firstLine="709"/>
@@ -5839,7 +6069,7 @@
       <w:szCs w:val="24"/>
     </w:rPr>
   </w:style>
-  <w:style w:type="paragraph" w:styleId="Style18">
+  <w:style w:type="paragraph" w:styleId="Style16" w:customStyle="1">
     <w:name w:val="Указатель"/>
     <w:basedOn w:val="Normal"/>
     <w:qFormat/>
@@ -5865,7 +6095,7 @@
       <w:szCs w:val="28"/>
     </w:rPr>
   </w:style>
-  <w:style w:type="paragraph" w:styleId="user1" w:customStyle="1">
+  <w:style w:type="paragraph" w:styleId="user3">
     <w:name w:val="Заголовок (user)"/>
     <w:basedOn w:val="Normal"/>
     <w:next w:val="BodyText"/>
@@ -5880,7 +6110,7 @@
       <w:szCs w:val="28"/>
     </w:rPr>
   </w:style>
-  <w:style w:type="paragraph" w:styleId="user2" w:customStyle="1">
+  <w:style w:type="paragraph" w:styleId="user4">
     <w:name w:val="Указатель (user)"/>
     <w:basedOn w:val="Normal"/>
     <w:qFormat/>
@@ -5902,15 +6132,15 @@
       <w:rFonts w:cs="Lucida Sans"/>
     </w:rPr>
   </w:style>
-  <w:style w:type="paragraph" w:styleId="user3" w:customStyle="1">
-    <w:name w:val="Колонтитулы (user)"/>
+  <w:style w:type="paragraph" w:styleId="Style17" w:customStyle="1">
+    <w:name w:val="Колонтитулы"/>
     <w:basedOn w:val="Normal"/>
     <w:qFormat/>
     <w:pPr/>
     <w:rPr/>
   </w:style>
-  <w:style w:type="paragraph" w:styleId="Style19" w:customStyle="1">
-    <w:name w:val="Колонтитулы"/>
+  <w:style w:type="paragraph" w:styleId="user5" w:customStyle="1">
+    <w:name w:val="Колонтитулы (user)"/>
     <w:basedOn w:val="Normal"/>
     <w:qFormat/>
     <w:pPr/>
@@ -5968,7 +6198,7 @@
   </w:style>
   <w:style w:type="paragraph" w:styleId="TOC1">
     <w:name w:val="toc 1"/>
-    <w:basedOn w:val="user2"/>
+    <w:basedOn w:val="Style16"/>
     <w:pPr>
       <w:tabs>
         <w:tab w:val="clear" w:pos="643"/>
@@ -5983,7 +6213,7 @@
   </w:style>
   <w:style w:type="paragraph" w:styleId="TOC2">
     <w:name w:val="toc 2"/>
-    <w:basedOn w:val="user2"/>
+    <w:basedOn w:val="Style16"/>
     <w:pPr>
       <w:tabs>
         <w:tab w:val="clear" w:pos="643"/>
@@ -5997,7 +6227,7 @@
   </w:style>
   <w:style w:type="paragraph" w:styleId="TOC3">
     <w:name w:val="toc 3"/>
-    <w:basedOn w:val="user2"/>
+    <w:basedOn w:val="Style16"/>
     <w:pPr>
       <w:tabs>
         <w:tab w:val="clear" w:pos="643"/>
@@ -6009,8 +6239,8 @@
     </w:pPr>
     <w:rPr/>
   </w:style>
-  <w:style w:type="paragraph" w:styleId="user4" w:customStyle="1">
-    <w:name w:val="Содержимое таблицы (user)"/>
+  <w:style w:type="paragraph" w:styleId="Style18" w:customStyle="1">
+    <w:name w:val="Содержимое таблицы"/>
     <w:basedOn w:val="Normal"/>
     <w:qFormat/>
     <w:pPr>
@@ -6020,9 +6250,9 @@
     </w:pPr>
     <w:rPr/>
   </w:style>
-  <w:style w:type="paragraph" w:styleId="user5" w:customStyle="1">
-    <w:name w:val="Заголовок таблицы (user)"/>
-    <w:basedOn w:val="user4"/>
+  <w:style w:type="paragraph" w:styleId="Style19" w:customStyle="1">
+    <w:name w:val="Заголовок таблицы"/>
+    <w:basedOn w:val="Style18"/>
     <w:qFormat/>
     <w:pPr>
       <w:jc w:val="center"/>
@@ -6030,6 +6260,18 @@
     <w:rPr>
       <w:b/>
       <w:bCs/>
+    </w:rPr>
+  </w:style>
+  <w:style w:type="paragraph" w:styleId="Style20" w:customStyle="1">
+    <w:name w:val="Таблица"/>
+    <w:basedOn w:val="Caption"/>
+    <w:qFormat/>
+    <w:pPr>
+      <w:keepNext w:val="true"/>
+      <w:spacing w:lineRule="auto" w:line="360" w:before="0" w:after="0"/>
+    </w:pPr>
+    <w:rPr>
+      <w:sz w:val="28"/>
     </w:rPr>
   </w:style>
   <w:style w:type="paragraph" w:styleId="user6" w:customStyle="1">
@@ -6044,20 +6286,8 @@
       <w:sz w:val="28"/>
     </w:rPr>
   </w:style>
-  <w:style w:type="paragraph" w:styleId="Style20" w:customStyle="1">
-    <w:name w:val="Таблица"/>
-    <w:basedOn w:val="Caption"/>
-    <w:qFormat/>
-    <w:pPr>
-      <w:keepNext w:val="true"/>
-      <w:spacing w:lineRule="auto" w:line="360" w:before="0" w:after="0"/>
-    </w:pPr>
-    <w:rPr>
-      <w:sz w:val="28"/>
-    </w:rPr>
-  </w:style>
-  <w:style w:type="paragraph" w:styleId="Style21" w:customStyle="1">
-    <w:name w:val="Содержимое таблицы"/>
+  <w:style w:type="paragraph" w:styleId="user7" w:customStyle="1">
+    <w:name w:val="Содержимое таблицы (user)"/>
     <w:basedOn w:val="Normal"/>
     <w:qFormat/>
     <w:rsid w:val="00871d3e"/>
@@ -6070,42 +6300,42 @@
   </w:style>
   <w:style w:type="paragraph" w:styleId="TOC4">
     <w:name w:val="toc 4"/>
-    <w:basedOn w:val="user2"/>
+    <w:basedOn w:val="Style16"/>
     <w:pPr/>
     <w:rPr/>
   </w:style>
   <w:style w:type="paragraph" w:styleId="TOC5">
     <w:name w:val="toc 5"/>
-    <w:basedOn w:val="user2"/>
+    <w:basedOn w:val="Style16"/>
     <w:pPr/>
     <w:rPr/>
   </w:style>
   <w:style w:type="paragraph" w:styleId="TOC6">
     <w:name w:val="toc 6"/>
-    <w:basedOn w:val="user2"/>
+    <w:basedOn w:val="Style16"/>
     <w:pPr/>
     <w:rPr/>
   </w:style>
   <w:style w:type="paragraph" w:styleId="TOC7">
     <w:name w:val="toc 7"/>
-    <w:basedOn w:val="user2"/>
+    <w:basedOn w:val="Style16"/>
     <w:pPr/>
     <w:rPr/>
   </w:style>
   <w:style w:type="paragraph" w:styleId="TOC8">
     <w:name w:val="toc 8"/>
-    <w:basedOn w:val="user2"/>
+    <w:basedOn w:val="Style16"/>
     <w:pPr/>
     <w:rPr/>
   </w:style>
   <w:style w:type="paragraph" w:styleId="TOC9">
     <w:name w:val="toc 9"/>
-    <w:basedOn w:val="user2"/>
+    <w:basedOn w:val="Style16"/>
     <w:pPr/>
     <w:rPr/>
   </w:style>
-  <w:style w:type="paragraph" w:styleId="user7">
-    <w:name w:val="Рисунок (user)"/>
+  <w:style w:type="paragraph" w:styleId="Style21">
+    <w:name w:val="Рисунок"/>
     <w:basedOn w:val="Caption"/>
     <w:qFormat/>
     <w:pPr>
@@ -6117,15 +6347,15 @@
       <w:sz w:val="28"/>
     </w:rPr>
   </w:style>
-  <w:style w:type="numbering" w:styleId="user8" w:customStyle="1">
-    <w:name w:val="Без списка (user)"/>
+  <w:style w:type="numbering" w:styleId="Style22" w:customStyle="1">
+    <w:name w:val="Без списка"/>
     <w:uiPriority w:val="99"/>
     <w:semiHidden/>
     <w:unhideWhenUsed/>
     <w:qFormat/>
   </w:style>
-  <w:style w:type="numbering" w:styleId="Style22" w:customStyle="1">
-    <w:name w:val="Без списка"/>
+  <w:style w:type="numbering" w:styleId="user8" w:customStyle="1">
+    <w:name w:val="Без списка (user)"/>
     <w:uiPriority w:val="99"/>
     <w:semiHidden/>
     <w:unhideWhenUsed/>
